--- a/Appendix 9 - Assessment form of senior thesis.docx
+++ b/Appendix 9 - Assessment form of senior thesis.docx
@@ -8,28 +8,28 @@
         <w:spacing w:line="240" w:lineRule="auto"/>
         <w:jc w:val="left"/>
         <w:rPr>
-          <w:rFonts w:ascii="Times New Roman" w:hAnsi="Times New Roman" w:cs="Times New Roman"/>
+          <w:rFonts w:ascii="Corbel" w:hAnsi="Corbel"/>
           <w:sz w:val="24"/>
         </w:rPr>
       </w:pPr>
       <w:bookmarkStart w:id="0" w:name="_Toc179450369"/>
       <w:r>
         <w:rPr>
-          <w:rFonts w:ascii="Times New Roman" w:hAnsi="Times New Roman" w:cs="Times New Roman"/>
+          <w:rFonts w:ascii="Corbel" w:hAnsi="Corbel"/>
           <w:sz w:val="24"/>
         </w:rPr>
         <w:t xml:space="preserve">Appendix </w:t>
       </w:r>
       <w:r>
         <w:rPr>
-          <w:rFonts w:ascii="Times New Roman" w:hAnsi="Times New Roman" w:cs="Times New Roman"/>
+          <w:rFonts w:ascii="Corbel" w:hAnsi="Corbel"/>
           <w:sz w:val="24"/>
         </w:rPr>
         <w:t>I</w:t>
       </w:r>
       <w:r>
         <w:rPr>
-          <w:rFonts w:ascii="Times New Roman" w:hAnsi="Times New Roman" w:cs="Times New Roman"/>
+          <w:rFonts w:ascii="Corbel" w:hAnsi="Corbel"/>
           <w:sz w:val="24"/>
         </w:rPr>
         <w:t>X</w:t>
@@ -39,22 +39,38 @@
       <w:pPr>
         <w:pStyle w:val="eceadfaf-62c1-465e-a276-51c44cf460e4"/>
         <w:rPr>
-          <w:rFonts w:ascii="Times New Roman" w:hAnsi="Times New Roman" w:cs="Times New Roman"/>
+          <w:rFonts w:ascii="Corbel" w:hAnsi="Corbel"/>
           <w:sz w:val="48"/>
           <w:szCs w:val="48"/>
         </w:rPr>
       </w:pPr>
       <w:r>
         <w:rPr>
-          <w:rFonts w:ascii="Times New Roman" w:hAnsi="Times New Roman" w:cs="Times New Roman"/>
+          <w:rFonts w:ascii="Corbel" w:hAnsi="Corbel"/>
           <w:sz w:val="48"/>
           <w:szCs w:val="48"/>
         </w:rPr>
-        <w:t>Assessment Form</w:t>
+        <w:t>Assess</w:t>
       </w:r>
       <w:r>
         <w:rPr>
-          <w:rFonts w:ascii="Times New Roman" w:hAnsi="Times New Roman" w:cs="Times New Roman"/>
+          <w:rFonts w:ascii="Corbel" w:hAnsi="Corbel"/>
+          <w:sz w:val="48"/>
+          <w:szCs w:val="48"/>
+        </w:rPr>
+        <w:t>ment</w:t>
+      </w:r>
+      <w:r>
+        <w:rPr>
+          <w:rFonts w:ascii="Corbel" w:hAnsi="Corbel"/>
+          <w:sz w:val="48"/>
+          <w:szCs w:val="48"/>
+        </w:rPr>
+        <w:t xml:space="preserve"> Form</w:t>
+      </w:r>
+      <w:r>
+        <w:rPr>
+          <w:rFonts w:ascii="Corbel" w:hAnsi="Corbel"/>
           <w:sz w:val="48"/>
           <w:szCs w:val="48"/>
         </w:rPr>
@@ -62,7 +78,7 @@
       </w:r>
       <w:r>
         <w:rPr>
-          <w:rFonts w:ascii="Times New Roman" w:hAnsi="Times New Roman" w:cs="Times New Roman"/>
+          <w:rFonts w:ascii="Corbel" w:hAnsi="Corbel"/>
           <w:sz w:val="48"/>
           <w:szCs w:val="48"/>
         </w:rPr>
@@ -71,7 +87,7 @@
       <w:bookmarkEnd w:id="0"/>
       <w:r>
         <w:rPr>
-          <w:rFonts w:ascii="Times New Roman" w:hAnsi="Times New Roman" w:cs="Times New Roman"/>
+          <w:rFonts w:ascii="Corbel" w:hAnsi="Corbel"/>
           <w:sz w:val="48"/>
           <w:szCs w:val="48"/>
         </w:rPr>
@@ -90,7 +106,7 @@
       </w:tblGrid>
       <w:tr>
         <w:trPr>
-          <w:trHeight w:val="2882"/>
+          <w:trHeight w:val="4634"/>
         </w:trPr>
         <w:tc>
           <w:tcPr>
@@ -101,16 +117,16 @@
             <w:pPr>
               <w:pStyle w:val="6d40456e-b323-429d-9693-bbe1e67bb9c3"/>
               <w:rPr>
-                <w:rFonts w:ascii="Times New Roman" w:hAnsi="Times New Roman" w:cs="Times New Roman"/>
-                <w:b/>
-                <w:bCs/>
-                <w:sz w:val="24"/>
-                <w:szCs w:val="24"/>
-              </w:rPr>
-            </w:pPr>
-            <w:r>
-              <w:rPr>
-                <w:rFonts w:ascii="Times New Roman" w:hAnsi="Times New Roman" w:cs="Times New Roman"/>
+                <w:rFonts w:ascii="Corbel" w:hAnsi="Corbel"/>
+                <w:b/>
+                <w:bCs/>
+                <w:sz w:val="24"/>
+                <w:szCs w:val="24"/>
+              </w:rPr>
+            </w:pPr>
+            <w:r>
+              <w:rPr>
+                <w:rFonts w:ascii="Corbel" w:hAnsi="Corbel"/>
                 <w:b/>
                 <w:bCs/>
                 <w:sz w:val="24"/>
@@ -120,7 +136,7 @@
             </w:r>
             <w:r>
               <w:rPr>
-                <w:rFonts w:ascii="Times New Roman" w:hAnsi="Times New Roman" w:cs="Times New Roman"/>
+                <w:rFonts w:ascii="Corbel" w:hAnsi="Corbel" w:hint="eastAsia"/>
                 <w:b/>
                 <w:bCs/>
                 <w:sz w:val="24"/>
@@ -130,7 +146,7 @@
             </w:r>
             <w:r>
               <w:rPr>
-                <w:rFonts w:ascii="Times New Roman" w:hAnsi="Times New Roman" w:cs="Times New Roman"/>
+                <w:rFonts w:ascii="Corbel" w:hAnsi="Corbel"/>
                 <w:b/>
                 <w:bCs/>
                 <w:sz w:val="24"/>
@@ -144,7 +160,7 @@
               <w:pStyle w:val="6d40456e-b323-429d-9693-bbe1e67bb9c3"/>
               <w:jc w:val="center"/>
               <w:rPr>
-                <w:rFonts w:ascii="Times New Roman" w:hAnsi="Times New Roman" w:cs="Times New Roman"/>
+                <w:rFonts w:ascii="Corbel" w:hAnsi="Corbel"/>
                 <w:b/>
                 <w:bCs/>
                 <w:sz w:val="24"/>
@@ -157,19 +173,83 @@
               <w:pStyle w:val="6d40456e-b323-429d-9693-bbe1e67bb9c3"/>
               <w:jc w:val="center"/>
               <w:rPr>
-                <w:rFonts w:ascii="Times New Roman" w:hAnsi="Times New Roman" w:cs="Times New Roman"/>
-                <w:b/>
-                <w:bCs/>
-                <w:sz w:val="24"/>
-                <w:szCs w:val="24"/>
-              </w:rPr>
-            </w:pPr>
-          </w:p>
-          <w:p>
-            <w:pPr>
-              <w:pStyle w:val="6d40456e-b323-429d-9693-bbe1e67bb9c3"/>
-              <w:rPr>
-                <w:rFonts w:ascii="Times New Roman" w:hAnsi="Times New Roman" w:cs="Times New Roman"/>
+                <w:rFonts w:ascii="Corbel" w:hAnsi="Corbel"/>
+                <w:b/>
+                <w:bCs/>
+                <w:sz w:val="24"/>
+                <w:szCs w:val="24"/>
+              </w:rPr>
+            </w:pPr>
+          </w:p>
+          <w:p>
+            <w:pPr>
+              <w:pStyle w:val="6d40456e-b323-429d-9693-bbe1e67bb9c3"/>
+              <w:jc w:val="center"/>
+              <w:rPr>
+                <w:rFonts w:ascii="Corbel" w:hAnsi="Corbel"/>
+                <w:b/>
+                <w:bCs/>
+                <w:sz w:val="24"/>
+                <w:szCs w:val="24"/>
+              </w:rPr>
+            </w:pPr>
+          </w:p>
+          <w:p>
+            <w:pPr>
+              <w:pStyle w:val="6d40456e-b323-429d-9693-bbe1e67bb9c3"/>
+              <w:rPr>
+                <w:rFonts w:ascii="Corbel" w:hAnsi="Corbel"/>
+                <w:b/>
+                <w:bCs/>
+                <w:sz w:val="24"/>
+                <w:szCs w:val="24"/>
+              </w:rPr>
+            </w:pPr>
+          </w:p>
+          <w:p>
+            <w:pPr>
+              <w:pStyle w:val="6d40456e-b323-429d-9693-bbe1e67bb9c3"/>
+              <w:jc w:val="center"/>
+              <w:rPr>
+                <w:rFonts w:ascii="Corbel" w:hAnsi="Corbel"/>
+                <w:b/>
+                <w:bCs/>
+                <w:sz w:val="24"/>
+                <w:szCs w:val="24"/>
+              </w:rPr>
+            </w:pPr>
+          </w:p>
+          <w:p>
+            <w:pPr>
+              <w:pStyle w:val="6d40456e-b323-429d-9693-bbe1e67bb9c3"/>
+              <w:rPr>
+                <w:rFonts w:ascii="Corbel" w:hAnsi="Corbel"/>
+                <w:b/>
+                <w:bCs/>
+                <w:sz w:val="24"/>
+                <w:szCs w:val="24"/>
+              </w:rPr>
+            </w:pPr>
+          </w:p>
+          <w:p>
+            <w:pPr>
+              <w:pStyle w:val="6d40456e-b323-429d-9693-bbe1e67bb9c3"/>
+              <w:jc w:val="center"/>
+              <w:rPr>
+                <w:rFonts w:ascii="Corbel" w:hAnsi="Corbel"/>
+                <w:b/>
+                <w:bCs/>
+                <w:sz w:val="24"/>
+                <w:szCs w:val="24"/>
+              </w:rPr>
+            </w:pPr>
+          </w:p>
+          <w:p>
+            <w:pPr>
+              <w:pStyle w:val="6d40456e-b323-429d-9693-bbe1e67bb9c3"/>
+              <w:jc w:val="center"/>
+              <w:rPr>
+                <w:rFonts w:ascii="Corbel" w:hAnsi="Corbel"/>
                 <w:b/>
                 <w:bCs/>
                 <w:sz w:val="24"/>
@@ -188,22 +268,32 @@
             <w:pPr>
               <w:pStyle w:val="6d40456e-b323-429d-9693-bbe1e67bb9c3"/>
               <w:rPr>
-                <w:rFonts w:ascii="Times New Roman" w:hAnsi="Times New Roman" w:cs="Times New Roman"/>
-                <w:b/>
-                <w:bCs/>
-                <w:sz w:val="24"/>
-                <w:szCs w:val="24"/>
-              </w:rPr>
-            </w:pPr>
-            <w:r>
-              <w:rPr>
-                <w:rFonts w:ascii="Times New Roman" w:hAnsi="Times New Roman" w:cs="Times New Roman"/>
-                <w:b/>
-                <w:bCs/>
-                <w:sz w:val="24"/>
-                <w:szCs w:val="24"/>
-              </w:rPr>
-              <w:t xml:space="preserve">Supervisor’s Signature:             </w:t>
+                <w:rFonts w:ascii="Corbel" w:hAnsi="Corbel"/>
+                <w:b/>
+                <w:bCs/>
+                <w:sz w:val="24"/>
+                <w:szCs w:val="24"/>
+              </w:rPr>
+            </w:pPr>
+            <w:r>
+              <w:rPr>
+                <w:rFonts w:ascii="Corbel" w:hAnsi="Corbel"/>
+                <w:b/>
+                <w:bCs/>
+                <w:sz w:val="24"/>
+                <w:szCs w:val="24"/>
+              </w:rPr>
+              <w:t xml:space="preserve">Supervisor’s </w:t>
+            </w:r>
+            <w:r>
+              <w:rPr>
+                <w:rFonts w:ascii="Corbel" w:hAnsi="Corbel"/>
+                <w:b/>
+                <w:bCs/>
+                <w:sz w:val="24"/>
+                <w:szCs w:val="24"/>
+              </w:rPr>
+              <w:t xml:space="preserve">Signature:             </w:t>
             </w:r>
           </w:p>
         </w:tc>
@@ -215,16 +305,16 @@
             <w:pPr>
               <w:pStyle w:val="6d40456e-b323-429d-9693-bbe1e67bb9c3"/>
               <w:rPr>
-                <w:rFonts w:ascii="Times New Roman" w:hAnsi="Times New Roman" w:cs="Times New Roman"/>
-                <w:b/>
-                <w:bCs/>
-                <w:sz w:val="24"/>
-                <w:szCs w:val="24"/>
-              </w:rPr>
-            </w:pPr>
-            <w:r>
-              <w:rPr>
-                <w:rFonts w:ascii="Times New Roman" w:hAnsi="Times New Roman" w:cs="Times New Roman"/>
+                <w:rFonts w:ascii="Corbel" w:hAnsi="Corbel"/>
+                <w:b/>
+                <w:bCs/>
+                <w:sz w:val="24"/>
+                <w:szCs w:val="24"/>
+              </w:rPr>
+            </w:pPr>
+            <w:r>
+              <w:rPr>
+                <w:rFonts w:ascii="Corbel" w:hAnsi="Corbel"/>
                 <w:b/>
                 <w:bCs/>
                 <w:sz w:val="24"/>
@@ -237,7 +327,7 @@
             <w:pPr>
               <w:pStyle w:val="6d40456e-b323-429d-9693-bbe1e67bb9c3"/>
               <w:rPr>
-                <w:rFonts w:ascii="Times New Roman" w:hAnsi="Times New Roman" w:cs="Times New Roman"/>
+                <w:rFonts w:ascii="Corbel" w:hAnsi="Corbel"/>
                 <w:b/>
                 <w:bCs/>
                 <w:sz w:val="24"/>
@@ -257,24 +347,42 @@
             <w:pPr>
               <w:spacing w:after="0" w:line="240" w:lineRule="auto"/>
               <w:rPr>
-                <w:rFonts w:ascii="Times New Roman" w:hAnsi="Times New Roman" w:cs="Times New Roman"/>
-                <w:b/>
-                <w:bCs/>
-                <w:sz w:val="24"/>
-              </w:rPr>
-            </w:pPr>
-            <w:r>
-              <w:rPr>
-                <w:rFonts w:ascii="Times New Roman" w:hAnsi="Times New Roman" w:cs="Times New Roman"/>
-                <w:b/>
-                <w:bCs/>
-                <w:sz w:val="24"/>
-              </w:rPr>
-              <w:t>Thesis Committee c</w:t>
-            </w:r>
-            <w:r>
-              <w:rPr>
-                <w:rFonts w:ascii="Times New Roman" w:hAnsi="Times New Roman" w:cs="Times New Roman"/>
+                <w:rFonts w:ascii="Corbel" w:hAnsi="Corbel"/>
+                <w:b/>
+                <w:bCs/>
+                <w:sz w:val="24"/>
+              </w:rPr>
+            </w:pPr>
+            <w:r>
+              <w:rPr>
+                <w:rFonts w:ascii="Corbel" w:hAnsi="Corbel"/>
+                <w:b/>
+                <w:bCs/>
+                <w:sz w:val="24"/>
+              </w:rPr>
+              <w:t xml:space="preserve">Thesis </w:t>
+            </w:r>
+            <w:r>
+              <w:rPr>
+                <w:rFonts w:ascii="Corbel" w:hAnsi="Corbel" w:hint="eastAsia"/>
+                <w:b/>
+                <w:bCs/>
+                <w:sz w:val="24"/>
+              </w:rPr>
+              <w:t>Committee</w:t>
+            </w:r>
+            <w:r>
+              <w:rPr>
+                <w:rFonts w:ascii="Corbel" w:hAnsi="Corbel"/>
+                <w:b/>
+                <w:bCs/>
+                <w:sz w:val="24"/>
+              </w:rPr>
+              <w:t xml:space="preserve"> c</w:t>
+            </w:r>
+            <w:r>
+              <w:rPr>
+                <w:rFonts w:ascii="Corbel" w:hAnsi="Corbel"/>
                 <w:b/>
                 <w:bCs/>
                 <w:sz w:val="24"/>
@@ -291,55 +399,69 @@
               </w:numPr>
               <w:spacing w:line="288" w:lineRule="auto"/>
               <w:rPr>
-                <w:rFonts w:ascii="Times New Roman" w:hAnsi="Times New Roman" w:cs="Times New Roman"/>
-                <w:sz w:val="24"/>
-              </w:rPr>
-            </w:pPr>
-            <w:r>
-              <w:rPr>
-                <w:rFonts w:ascii="Times New Roman" w:hAnsi="Times New Roman" w:cs="Times New Roman"/>
+                <w:rFonts w:ascii="Corbel" w:hAnsi="Corbel"/>
+                <w:sz w:val="24"/>
+              </w:rPr>
+            </w:pPr>
+            <w:r>
+              <w:rPr>
+                <w:rFonts w:ascii="Corbel" w:hAnsi="Corbel"/>
                 <w:sz w:val="24"/>
               </w:rPr>
               <w:t xml:space="preserve">Agree to </w:t>
             </w:r>
             <w:r>
               <w:rPr>
-                <w:rFonts w:ascii="Times New Roman" w:hAnsi="Times New Roman" w:cs="Times New Roman"/>
+                <w:rFonts w:ascii="Corbel" w:hAnsi="Corbel"/>
                 <w:sz w:val="24"/>
               </w:rPr>
               <w:t xml:space="preserve">oral </w:t>
             </w:r>
             <w:r>
               <w:rPr>
-                <w:rFonts w:ascii="Times New Roman" w:hAnsi="Times New Roman" w:cs="Times New Roman"/>
-                <w:sz w:val="24"/>
-              </w:rPr>
-              <w:t xml:space="preserve">defense.             </w:t>
-            </w:r>
-            <w:r>
-              <w:rPr>
-                <w:rFonts w:ascii="Times New Roman" w:eastAsia="宋体" w:hAnsi="Times New Roman" w:cs="Times New Roman"/>
+                <w:rFonts w:ascii="Corbel" w:hAnsi="Corbel"/>
+                <w:sz w:val="24"/>
+              </w:rPr>
+              <w:t xml:space="preserve">defense.   </w:t>
+            </w:r>
+            <w:r>
+              <w:rPr>
+                <w:rFonts w:ascii="Corbel" w:hAnsi="Corbel"/>
+                <w:sz w:val="24"/>
+              </w:rPr>
+              <w:t xml:space="preserve">          </w:t>
+            </w:r>
+            <w:r>
+              <w:rPr>
+                <w:rFonts w:ascii="宋体" w:eastAsia="宋体" w:hAnsi="宋体" w:hint="eastAsia"/>
                 <w:sz w:val="24"/>
               </w:rPr>
               <w:t>□</w:t>
             </w:r>
             <w:r>
               <w:rPr>
-                <w:rFonts w:ascii="Times New Roman" w:hAnsi="Times New Roman" w:cs="Times New Roman"/>
-                <w:sz w:val="24"/>
-              </w:rPr>
-              <w:t xml:space="preserve"> Agree to </w:t>
-            </w:r>
-            <w:r>
-              <w:rPr>
-                <w:rFonts w:ascii="Times New Roman" w:hAnsi="Times New Roman" w:cs="Times New Roman"/>
+                <w:rFonts w:ascii="Corbel" w:hAnsi="Corbel"/>
+                <w:sz w:val="24"/>
+              </w:rPr>
+              <w:t xml:space="preserve"> </w:t>
+            </w:r>
+            <w:r>
+              <w:rPr>
+                <w:rFonts w:ascii="Corbel" w:hAnsi="Corbel"/>
+                <w:sz w:val="24"/>
+              </w:rPr>
+              <w:t xml:space="preserve">Agree to </w:t>
+            </w:r>
+            <w:r>
+              <w:rPr>
+                <w:rFonts w:ascii="Corbel" w:hAnsi="Corbel"/>
                 <w:sz w:val="24"/>
               </w:rPr>
               <w:t>oral</w:t>
             </w:r>
             <w:r>
               <w:rPr>
-                <w:rFonts w:ascii="Times New Roman" w:hAnsi="Times New Roman" w:cs="Times New Roman"/>
+                <w:rFonts w:ascii="Corbel" w:hAnsi="Corbel"/>
                 <w:sz w:val="24"/>
               </w:rPr>
               <w:t xml:space="preserve"> defense after revisions.</w:t>
@@ -353,30 +475,30 @@
                 <w:numId w:val="1"/>
               </w:numPr>
               <w:rPr>
-                <w:rFonts w:ascii="Times New Roman" w:hAnsi="Times New Roman" w:cs="Times New Roman"/>
-                <w:b/>
-                <w:bCs/>
-                <w:sz w:val="24"/>
-                <w:szCs w:val="24"/>
-              </w:rPr>
-            </w:pPr>
-            <w:r>
-              <w:rPr>
-                <w:rFonts w:ascii="Times New Roman" w:hAnsi="Times New Roman" w:cs="Times New Roman"/>
+                <w:rFonts w:ascii="Corbel" w:hAnsi="Corbel"/>
+                <w:b/>
+                <w:bCs/>
+                <w:sz w:val="24"/>
+                <w:szCs w:val="24"/>
+              </w:rPr>
+            </w:pPr>
+            <w:r>
+              <w:rPr>
+                <w:rFonts w:ascii="Corbel" w:hAnsi="Corbel"/>
                 <w:sz w:val="24"/>
               </w:rPr>
               <w:t xml:space="preserve">Does not meet the requirements for </w:t>
             </w:r>
             <w:r>
               <w:rPr>
-                <w:rFonts w:ascii="Times New Roman" w:hAnsi="Times New Roman" w:cs="Times New Roman"/>
+                <w:rFonts w:ascii="Corbel" w:hAnsi="Corbel"/>
                 <w:sz w:val="24"/>
               </w:rPr>
               <w:t xml:space="preserve">oral </w:t>
             </w:r>
             <w:r>
               <w:rPr>
-                <w:rFonts w:ascii="Times New Roman" w:hAnsi="Times New Roman" w:cs="Times New Roman"/>
+                <w:rFonts w:ascii="Corbel" w:hAnsi="Corbel"/>
                 <w:sz w:val="24"/>
               </w:rPr>
               <w:t>defense.</w:t>
@@ -414,24 +536,33 @@
           <w:p>
             <w:pPr>
               <w:rPr>
-                <w:rFonts w:ascii="Times New Roman" w:hAnsi="Times New Roman" w:cs="Times New Roman"/>
-                <w:b/>
-                <w:bCs/>
-                <w:sz w:val="24"/>
-              </w:rPr>
-            </w:pPr>
-            <w:r>
-              <w:rPr>
-                <w:rFonts w:ascii="Times New Roman" w:hAnsi="Times New Roman" w:cs="Times New Roman"/>
-                <w:b/>
-                <w:bCs/>
-                <w:sz w:val="24"/>
-              </w:rPr>
-              <w:t xml:space="preserve">Name &amp; Signature of </w:t>
-            </w:r>
-            <w:r>
-              <w:rPr>
-                <w:rFonts w:ascii="Times New Roman" w:hAnsi="Times New Roman" w:cs="Times New Roman"/>
+                <w:rFonts w:ascii="Corbel" w:hAnsi="Corbel"/>
+                <w:b/>
+                <w:bCs/>
+                <w:sz w:val="24"/>
+              </w:rPr>
+            </w:pPr>
+            <w:r>
+              <w:rPr>
+                <w:rFonts w:ascii="Corbel" w:hAnsi="Corbel" w:hint="eastAsia"/>
+                <w:b/>
+                <w:bCs/>
+                <w:sz w:val="24"/>
+              </w:rPr>
+              <w:t>N</w:t>
+            </w:r>
+            <w:r>
+              <w:rPr>
+                <w:rFonts w:ascii="Corbel" w:hAnsi="Corbel"/>
+                <w:b/>
+                <w:bCs/>
+                <w:sz w:val="24"/>
+              </w:rPr>
+              <w:t xml:space="preserve">ame &amp; Signature of </w:t>
+            </w:r>
+            <w:r>
+              <w:rPr>
+                <w:rFonts w:ascii="Corbel" w:hAnsi="Corbel"/>
                 <w:b/>
                 <w:bCs/>
                 <w:sz w:val="24"/>
@@ -440,7 +571,7 @@
             </w:r>
             <w:r>
               <w:rPr>
-                <w:rFonts w:ascii="Times New Roman" w:hAnsi="Times New Roman" w:cs="Times New Roman"/>
+                <w:rFonts w:ascii="Corbel" w:hAnsi="Corbel"/>
                 <w:b/>
                 <w:bCs/>
                 <w:sz w:val="24"/>
@@ -451,7 +582,7 @@
           <w:p>
             <w:pPr>
               <w:rPr>
-                <w:rFonts w:ascii="Times New Roman" w:hAnsi="Times New Roman" w:cs="Times New Roman"/>
+                <w:rFonts w:ascii="Corbel" w:hAnsi="Corbel"/>
                 <w:b/>
                 <w:bCs/>
                 <w:sz w:val="24"/>
@@ -466,20 +597,29 @@
           <w:p>
             <w:pPr>
               <w:rPr>
-                <w:rFonts w:ascii="Times New Roman" w:hAnsi="Times New Roman" w:cs="Times New Roman"/>
-                <w:b/>
-                <w:bCs/>
-                <w:sz w:val="24"/>
-              </w:rPr>
-            </w:pPr>
-            <w:r>
-              <w:rPr>
-                <w:rFonts w:ascii="Times New Roman" w:hAnsi="Times New Roman" w:cs="Times New Roman"/>
-                <w:b/>
-                <w:bCs/>
-                <w:sz w:val="24"/>
-              </w:rPr>
-              <w:t>Date:</w:t>
+                <w:rFonts w:ascii="Corbel" w:hAnsi="Corbel"/>
+                <w:b/>
+                <w:bCs/>
+                <w:sz w:val="24"/>
+              </w:rPr>
+            </w:pPr>
+            <w:r>
+              <w:rPr>
+                <w:rFonts w:ascii="Corbel" w:hAnsi="Corbel" w:hint="eastAsia"/>
+                <w:b/>
+                <w:bCs/>
+                <w:sz w:val="24"/>
+              </w:rPr>
+              <w:t>D</w:t>
+            </w:r>
+            <w:r>
+              <w:rPr>
+                <w:rFonts w:ascii="Corbel" w:hAnsi="Corbel"/>
+                <w:b/>
+                <w:bCs/>
+                <w:sz w:val="24"/>
+              </w:rPr>
+              <w:t>ate:</w:t>
             </w:r>
           </w:p>
         </w:tc>
@@ -511,125 +651,183 @@
             <w:pPr>
               <w:pStyle w:val="6d40456e-b323-429d-9693-bbe1e67bb9c3"/>
               <w:rPr>
-                <w:rFonts w:ascii="Times New Roman" w:hAnsi="Times New Roman" w:cs="Times New Roman"/>
-                <w:b/>
-                <w:bCs/>
-                <w:sz w:val="24"/>
-                <w:szCs w:val="24"/>
-              </w:rPr>
-            </w:pPr>
-            <w:r>
-              <w:rPr>
-                <w:rFonts w:ascii="Times New Roman" w:hAnsi="Times New Roman" w:cs="Times New Roman"/>
-                <w:b/>
-                <w:bCs/>
-                <w:sz w:val="24"/>
-                <w:szCs w:val="24"/>
-              </w:rPr>
-              <w:t>Comments from Thesis Committee:</w:t>
-            </w:r>
-          </w:p>
-          <w:p>
-            <w:pPr>
-              <w:pStyle w:val="6d40456e-b323-429d-9693-bbe1e67bb9c3"/>
-              <w:rPr>
-                <w:rFonts w:ascii="Times New Roman" w:hAnsi="Times New Roman" w:cs="Times New Roman"/>
-                <w:b/>
-                <w:bCs/>
-                <w:sz w:val="24"/>
-                <w:szCs w:val="24"/>
-              </w:rPr>
-            </w:pPr>
-          </w:p>
-          <w:p>
-            <w:pPr>
-              <w:pStyle w:val="6d40456e-b323-429d-9693-bbe1e67bb9c3"/>
-              <w:rPr>
-                <w:rFonts w:ascii="Times New Roman" w:hAnsi="Times New Roman" w:cs="Times New Roman"/>
-                <w:b/>
-                <w:bCs/>
-                <w:sz w:val="24"/>
-                <w:szCs w:val="24"/>
-              </w:rPr>
-            </w:pPr>
-          </w:p>
-          <w:p>
-            <w:pPr>
-              <w:pStyle w:val="6d40456e-b323-429d-9693-bbe1e67bb9c3"/>
-              <w:rPr>
-                <w:rFonts w:ascii="Times New Roman" w:hAnsi="Times New Roman" w:cs="Times New Roman"/>
-                <w:b/>
-                <w:bCs/>
-                <w:sz w:val="24"/>
-                <w:szCs w:val="24"/>
-              </w:rPr>
-            </w:pPr>
-          </w:p>
-          <w:p>
-            <w:pPr>
-              <w:pStyle w:val="6d40456e-b323-429d-9693-bbe1e67bb9c3"/>
-              <w:rPr>
-                <w:rFonts w:ascii="Times New Roman" w:hAnsi="Times New Roman" w:cs="Times New Roman"/>
-                <w:b/>
-                <w:bCs/>
-                <w:sz w:val="24"/>
-                <w:szCs w:val="24"/>
-              </w:rPr>
-            </w:pPr>
-          </w:p>
-          <w:p>
-            <w:pPr>
-              <w:pStyle w:val="6d40456e-b323-429d-9693-bbe1e67bb9c3"/>
-              <w:rPr>
-                <w:rFonts w:ascii="Times New Roman" w:hAnsi="Times New Roman" w:cs="Times New Roman"/>
-                <w:b/>
-                <w:bCs/>
-                <w:sz w:val="24"/>
-                <w:szCs w:val="24"/>
-              </w:rPr>
-            </w:pPr>
-          </w:p>
-          <w:p>
-            <w:pPr>
-              <w:pStyle w:val="6d40456e-b323-429d-9693-bbe1e67bb9c3"/>
-              <w:rPr>
-                <w:rFonts w:ascii="Times New Roman" w:hAnsi="Times New Roman" w:cs="Times New Roman"/>
-                <w:b/>
-                <w:bCs/>
-                <w:sz w:val="24"/>
-                <w:szCs w:val="24"/>
-              </w:rPr>
-            </w:pPr>
-          </w:p>
-          <w:p>
-            <w:pPr>
-              <w:pStyle w:val="6d40456e-b323-429d-9693-bbe1e67bb9c3"/>
-              <w:rPr>
-                <w:rFonts w:ascii="Times New Roman" w:hAnsi="Times New Roman" w:cs="Times New Roman"/>
-                <w:b/>
-                <w:bCs/>
-                <w:sz w:val="24"/>
-                <w:szCs w:val="24"/>
-              </w:rPr>
-            </w:pPr>
-          </w:p>
-          <w:p>
-            <w:pPr>
-              <w:pStyle w:val="6d40456e-b323-429d-9693-bbe1e67bb9c3"/>
-              <w:rPr>
-                <w:rFonts w:ascii="Times New Roman" w:hAnsi="Times New Roman" w:cs="Times New Roman"/>
-                <w:b/>
-                <w:bCs/>
-                <w:sz w:val="24"/>
-                <w:szCs w:val="24"/>
-              </w:rPr>
-            </w:pPr>
-          </w:p>
-          <w:p>
-            <w:pPr>
-              <w:pStyle w:val="6d40456e-b323-429d-9693-bbe1e67bb9c3"/>
-              <w:rPr>
-                <w:rFonts w:ascii="Times New Roman" w:hAnsi="Times New Roman" w:cs="Times New Roman"/>
+                <w:rFonts w:ascii="Corbel" w:hAnsi="Corbel"/>
+                <w:b/>
+                <w:bCs/>
+                <w:sz w:val="24"/>
+                <w:szCs w:val="24"/>
+              </w:rPr>
+            </w:pPr>
+            <w:r>
+              <w:rPr>
+                <w:rFonts w:ascii="Corbel" w:hAnsi="Corbel" w:hint="eastAsia"/>
+                <w:b/>
+                <w:bCs/>
+                <w:sz w:val="24"/>
+                <w:szCs w:val="24"/>
+              </w:rPr>
+              <w:t>Comments</w:t>
+            </w:r>
+            <w:r>
+              <w:rPr>
+                <w:rFonts w:ascii="Corbel" w:hAnsi="Corbel"/>
+                <w:b/>
+                <w:bCs/>
+                <w:sz w:val="24"/>
+                <w:szCs w:val="24"/>
+              </w:rPr>
+              <w:t xml:space="preserve"> from Thesis Committee:</w:t>
+            </w:r>
+          </w:p>
+          <w:p>
+            <w:pPr>
+              <w:pStyle w:val="6d40456e-b323-429d-9693-bbe1e67bb9c3"/>
+              <w:rPr>
+                <w:rFonts w:ascii="Corbel" w:hAnsi="Corbel"/>
+                <w:b/>
+                <w:bCs/>
+                <w:sz w:val="24"/>
+                <w:szCs w:val="24"/>
+              </w:rPr>
+            </w:pPr>
+          </w:p>
+          <w:p>
+            <w:pPr>
+              <w:pStyle w:val="6d40456e-b323-429d-9693-bbe1e67bb9c3"/>
+              <w:rPr>
+                <w:rFonts w:ascii="Corbel" w:hAnsi="Corbel"/>
+                <w:b/>
+                <w:bCs/>
+                <w:sz w:val="24"/>
+                <w:szCs w:val="24"/>
+              </w:rPr>
+            </w:pPr>
+          </w:p>
+          <w:p>
+            <w:pPr>
+              <w:pStyle w:val="6d40456e-b323-429d-9693-bbe1e67bb9c3"/>
+              <w:rPr>
+                <w:rFonts w:ascii="Corbel" w:hAnsi="Corbel"/>
+                <w:b/>
+                <w:bCs/>
+                <w:sz w:val="24"/>
+                <w:szCs w:val="24"/>
+              </w:rPr>
+            </w:pPr>
+          </w:p>
+          <w:p>
+            <w:pPr>
+              <w:pStyle w:val="6d40456e-b323-429d-9693-bbe1e67bb9c3"/>
+              <w:rPr>
+                <w:rFonts w:ascii="Corbel" w:hAnsi="Corbel"/>
+                <w:b/>
+                <w:bCs/>
+                <w:sz w:val="24"/>
+                <w:szCs w:val="24"/>
+              </w:rPr>
+            </w:pPr>
+          </w:p>
+          <w:p>
+            <w:pPr>
+              <w:pStyle w:val="6d40456e-b323-429d-9693-bbe1e67bb9c3"/>
+              <w:rPr>
+                <w:rFonts w:ascii="Corbel" w:hAnsi="Corbel"/>
+                <w:b/>
+                <w:bCs/>
+                <w:sz w:val="24"/>
+                <w:szCs w:val="24"/>
+              </w:rPr>
+            </w:pPr>
+          </w:p>
+          <w:p>
+            <w:pPr>
+              <w:pStyle w:val="6d40456e-b323-429d-9693-bbe1e67bb9c3"/>
+              <w:rPr>
+                <w:rFonts w:ascii="Corbel" w:hAnsi="Corbel"/>
+                <w:b/>
+                <w:bCs/>
+                <w:sz w:val="24"/>
+                <w:szCs w:val="24"/>
+              </w:rPr>
+            </w:pPr>
+          </w:p>
+          <w:p>
+            <w:pPr>
+              <w:pStyle w:val="6d40456e-b323-429d-9693-bbe1e67bb9c3"/>
+              <w:rPr>
+                <w:rFonts w:ascii="Corbel" w:hAnsi="Corbel"/>
+                <w:b/>
+                <w:bCs/>
+                <w:sz w:val="24"/>
+                <w:szCs w:val="24"/>
+              </w:rPr>
+            </w:pPr>
+          </w:p>
+          <w:p>
+            <w:pPr>
+              <w:pStyle w:val="6d40456e-b323-429d-9693-bbe1e67bb9c3"/>
+              <w:rPr>
+                <w:rFonts w:ascii="Corbel" w:hAnsi="Corbel"/>
+                <w:b/>
+                <w:bCs/>
+                <w:sz w:val="24"/>
+                <w:szCs w:val="24"/>
+              </w:rPr>
+            </w:pPr>
+          </w:p>
+          <w:p>
+            <w:pPr>
+              <w:pStyle w:val="6d40456e-b323-429d-9693-bbe1e67bb9c3"/>
+              <w:rPr>
+                <w:rFonts w:ascii="Corbel" w:hAnsi="Corbel"/>
+                <w:b/>
+                <w:bCs/>
+                <w:sz w:val="24"/>
+                <w:szCs w:val="24"/>
+              </w:rPr>
+            </w:pPr>
+          </w:p>
+          <w:p>
+            <w:pPr>
+              <w:pStyle w:val="6d40456e-b323-429d-9693-bbe1e67bb9c3"/>
+              <w:rPr>
+                <w:rFonts w:ascii="Corbel" w:hAnsi="Corbel"/>
+                <w:b/>
+                <w:bCs/>
+                <w:sz w:val="24"/>
+                <w:szCs w:val="24"/>
+              </w:rPr>
+            </w:pPr>
+          </w:p>
+          <w:p>
+            <w:pPr>
+              <w:pStyle w:val="6d40456e-b323-429d-9693-bbe1e67bb9c3"/>
+              <w:rPr>
+                <w:rFonts w:ascii="Corbel" w:hAnsi="Corbel"/>
+                <w:b/>
+                <w:bCs/>
+                <w:sz w:val="24"/>
+                <w:szCs w:val="24"/>
+              </w:rPr>
+            </w:pPr>
+          </w:p>
+          <w:p>
+            <w:pPr>
+              <w:pStyle w:val="6d40456e-b323-429d-9693-bbe1e67bb9c3"/>
+              <w:rPr>
+                <w:rFonts w:ascii="Corbel" w:hAnsi="Corbel"/>
+                <w:b/>
+                <w:bCs/>
+                <w:sz w:val="24"/>
+                <w:szCs w:val="24"/>
+              </w:rPr>
+            </w:pPr>
+          </w:p>
+          <w:p>
+            <w:pPr>
+              <w:pStyle w:val="6d40456e-b323-429d-9693-bbe1e67bb9c3"/>
+              <w:rPr>
+                <w:rFonts w:ascii="Corbel" w:hAnsi="Corbel"/>
                 <w:b/>
                 <w:bCs/>
                 <w:sz w:val="24"/>
@@ -648,21 +846,22 @@
             <w:pPr>
               <w:pStyle w:val="6d40456e-b323-429d-9693-bbe1e67bb9c3"/>
               <w:rPr>
-                <w:rFonts w:ascii="Times New Roman" w:hAnsi="Times New Roman" w:cs="Times New Roman"/>
-                <w:b/>
-                <w:bCs/>
-                <w:sz w:val="24"/>
-                <w:szCs w:val="24"/>
-              </w:rPr>
-            </w:pPr>
-            <w:r>
-              <w:rPr>
-                <w:rFonts w:ascii="Times New Roman" w:hAnsi="Times New Roman" w:cs="Times New Roman"/>
-                <w:b/>
-                <w:bCs/>
-                <w:sz w:val="24"/>
-                <w:szCs w:val="24"/>
-              </w:rPr>
+                <w:rFonts w:ascii="Corbel" w:hAnsi="Corbel"/>
+                <w:b/>
+                <w:bCs/>
+                <w:sz w:val="24"/>
+                <w:szCs w:val="24"/>
+              </w:rPr>
+            </w:pPr>
+            <w:r>
+              <w:rPr>
+                <w:rFonts w:ascii="Corbel" w:hAnsi="Corbel"/>
+                <w:b/>
+                <w:bCs/>
+                <w:sz w:val="24"/>
+                <w:szCs w:val="24"/>
+              </w:rPr>
+              <w:lastRenderedPageBreak/>
               <w:t>Marking rubrics</w:t>
             </w:r>
           </w:p>
@@ -675,16 +874,16 @@
             <w:pPr>
               <w:pStyle w:val="6d40456e-b323-429d-9693-bbe1e67bb9c3"/>
               <w:rPr>
-                <w:rFonts w:ascii="Times New Roman" w:hAnsi="Times New Roman" w:cs="Times New Roman"/>
-                <w:b/>
-                <w:bCs/>
-                <w:sz w:val="24"/>
-                <w:szCs w:val="24"/>
-              </w:rPr>
-            </w:pPr>
-            <w:r>
-              <w:rPr>
-                <w:rFonts w:ascii="Times New Roman" w:hAnsi="Times New Roman" w:cs="Times New Roman"/>
+                <w:rFonts w:ascii="Corbel" w:hAnsi="Corbel"/>
+                <w:b/>
+                <w:bCs/>
+                <w:sz w:val="24"/>
+                <w:szCs w:val="24"/>
+              </w:rPr>
+            </w:pPr>
+            <w:r>
+              <w:rPr>
+                <w:rFonts w:ascii="Corbel" w:hAnsi="Corbel"/>
                 <w:b/>
                 <w:bCs/>
                 <w:sz w:val="24"/>
@@ -697,22 +896,32 @@
             <w:pPr>
               <w:pStyle w:val="6d40456e-b323-429d-9693-bbe1e67bb9c3"/>
               <w:rPr>
-                <w:rFonts w:ascii="Times New Roman" w:hAnsi="Times New Roman" w:cs="Times New Roman"/>
-                <w:b/>
-                <w:bCs/>
-                <w:sz w:val="24"/>
-                <w:szCs w:val="24"/>
-              </w:rPr>
-            </w:pPr>
-            <w:r>
-              <w:rPr>
-                <w:rFonts w:ascii="Times New Roman" w:hAnsi="Times New Roman" w:cs="Times New Roman"/>
-                <w:b/>
-                <w:bCs/>
-                <w:sz w:val="24"/>
-                <w:szCs w:val="24"/>
-              </w:rPr>
-              <w:t>(10%)</w:t>
+                <w:rFonts w:ascii="Corbel" w:hAnsi="Corbel"/>
+                <w:b/>
+                <w:bCs/>
+                <w:sz w:val="24"/>
+                <w:szCs w:val="24"/>
+              </w:rPr>
+            </w:pPr>
+            <w:r>
+              <w:rPr>
+                <w:rFonts w:ascii="Corbel" w:hAnsi="Corbel" w:hint="eastAsia"/>
+                <w:b/>
+                <w:bCs/>
+                <w:sz w:val="24"/>
+                <w:szCs w:val="24"/>
+              </w:rPr>
+              <w:t>(10</w:t>
+            </w:r>
+            <w:r>
+              <w:rPr>
+                <w:rFonts w:ascii="Corbel" w:hAnsi="Corbel"/>
+                <w:b/>
+                <w:bCs/>
+                <w:sz w:val="24"/>
+                <w:szCs w:val="24"/>
+              </w:rPr>
+              <w:t>%)</w:t>
             </w:r>
           </w:p>
         </w:tc>
@@ -724,16 +933,16 @@
             <w:pPr>
               <w:pStyle w:val="6d40456e-b323-429d-9693-bbe1e67bb9c3"/>
               <w:rPr>
-                <w:rFonts w:ascii="Times New Roman" w:hAnsi="Times New Roman" w:cs="Times New Roman"/>
-                <w:b/>
-                <w:bCs/>
-                <w:sz w:val="24"/>
-                <w:szCs w:val="24"/>
-              </w:rPr>
-            </w:pPr>
-            <w:r>
-              <w:rPr>
-                <w:rFonts w:ascii="Times New Roman" w:hAnsi="Times New Roman" w:cs="Times New Roman"/>
+                <w:rFonts w:ascii="Corbel" w:hAnsi="Corbel"/>
+                <w:b/>
+                <w:bCs/>
+                <w:sz w:val="24"/>
+                <w:szCs w:val="24"/>
+              </w:rPr>
+            </w:pPr>
+            <w:r>
+              <w:rPr>
+                <w:rFonts w:ascii="Corbel" w:hAnsi="Corbel" w:hint="eastAsia"/>
                 <w:b/>
                 <w:bCs/>
                 <w:sz w:val="24"/>
@@ -746,16 +955,16 @@
             <w:pPr>
               <w:pStyle w:val="6d40456e-b323-429d-9693-bbe1e67bb9c3"/>
               <w:rPr>
-                <w:rFonts w:ascii="Times New Roman" w:hAnsi="Times New Roman" w:cs="Times New Roman"/>
-                <w:b/>
-                <w:bCs/>
-                <w:sz w:val="24"/>
-                <w:szCs w:val="24"/>
-              </w:rPr>
-            </w:pPr>
-            <w:r>
-              <w:rPr>
-                <w:rFonts w:ascii="Times New Roman" w:hAnsi="Times New Roman" w:cs="Times New Roman"/>
+                <w:rFonts w:ascii="Corbel" w:hAnsi="Corbel"/>
+                <w:b/>
+                <w:bCs/>
+                <w:sz w:val="24"/>
+                <w:szCs w:val="24"/>
+              </w:rPr>
+            </w:pPr>
+            <w:r>
+              <w:rPr>
+                <w:rFonts w:ascii="Corbel" w:hAnsi="Corbel" w:hint="eastAsia"/>
                 <w:b/>
                 <w:bCs/>
                 <w:sz w:val="24"/>
@@ -773,22 +982,52 @@
             <w:pPr>
               <w:pStyle w:val="6d40456e-b323-429d-9693-bbe1e67bb9c3"/>
               <w:rPr>
-                <w:rFonts w:ascii="Times New Roman" w:hAnsi="Times New Roman" w:cs="Times New Roman"/>
-                <w:b/>
-                <w:bCs/>
-                <w:sz w:val="24"/>
-                <w:szCs w:val="24"/>
-              </w:rPr>
-            </w:pPr>
-            <w:r>
-              <w:rPr>
-                <w:rFonts w:ascii="Times New Roman" w:hAnsi="Times New Roman" w:cs="Times New Roman"/>
-                <w:b/>
-                <w:bCs/>
-                <w:sz w:val="24"/>
-                <w:szCs w:val="24"/>
-              </w:rPr>
-              <w:t>Senior thesis (50%)</w:t>
+                <w:rFonts w:ascii="Corbel" w:hAnsi="Corbel"/>
+                <w:b/>
+                <w:bCs/>
+                <w:sz w:val="24"/>
+                <w:szCs w:val="24"/>
+              </w:rPr>
+            </w:pPr>
+            <w:r>
+              <w:rPr>
+                <w:rFonts w:ascii="Corbel" w:hAnsi="Corbel" w:hint="eastAsia"/>
+                <w:b/>
+                <w:bCs/>
+                <w:sz w:val="24"/>
+                <w:szCs w:val="24"/>
+              </w:rPr>
+              <w:t xml:space="preserve">Senior thesis </w:t>
+            </w:r>
+            <w:r>
+              <w:rPr>
+                <w:rFonts w:ascii="Corbel" w:hAnsi="Corbel" w:hint="eastAsia"/>
+                <w:b/>
+                <w:bCs/>
+                <w:sz w:val="24"/>
+                <w:szCs w:val="24"/>
+              </w:rPr>
+              <w:t>(</w:t>
+            </w:r>
+            <w:r>
+              <w:rPr>
+                <w:rFonts w:ascii="Corbel" w:hAnsi="Corbel"/>
+                <w:b/>
+                <w:bCs/>
+                <w:sz w:val="24"/>
+                <w:szCs w:val="24"/>
+              </w:rPr>
+              <w:t>50%</w:t>
+            </w:r>
+            <w:r>
+              <w:rPr>
+                <w:rFonts w:ascii="Corbel" w:hAnsi="Corbel" w:hint="eastAsia"/>
+                <w:b/>
+                <w:bCs/>
+                <w:sz w:val="24"/>
+                <w:szCs w:val="24"/>
+              </w:rPr>
+              <w:t>)</w:t>
             </w:r>
           </w:p>
         </w:tc>
@@ -800,44 +1039,64 @@
             <w:pPr>
               <w:pStyle w:val="6d40456e-b323-429d-9693-bbe1e67bb9c3"/>
               <w:rPr>
-                <w:rFonts w:ascii="Times New Roman" w:hAnsi="Times New Roman" w:cs="Times New Roman"/>
-                <w:b/>
-                <w:bCs/>
-                <w:sz w:val="24"/>
-                <w:szCs w:val="24"/>
-              </w:rPr>
-            </w:pPr>
-            <w:r>
-              <w:rPr>
-                <w:rFonts w:ascii="Times New Roman" w:hAnsi="Times New Roman" w:cs="Times New Roman"/>
-                <w:b/>
-                <w:bCs/>
-                <w:sz w:val="24"/>
-                <w:szCs w:val="24"/>
-              </w:rPr>
-              <w:t>Oral defense</w:t>
-            </w:r>
-          </w:p>
-          <w:p>
-            <w:pPr>
-              <w:pStyle w:val="6d40456e-b323-429d-9693-bbe1e67bb9c3"/>
-              <w:rPr>
-                <w:rFonts w:ascii="Times New Roman" w:hAnsi="Times New Roman" w:cs="Times New Roman"/>
-                <w:b/>
-                <w:bCs/>
-                <w:sz w:val="24"/>
-                <w:szCs w:val="24"/>
-              </w:rPr>
-            </w:pPr>
-            <w:r>
-              <w:rPr>
-                <w:rFonts w:ascii="Times New Roman" w:hAnsi="Times New Roman" w:cs="Times New Roman"/>
-                <w:b/>
-                <w:bCs/>
-                <w:sz w:val="24"/>
-                <w:szCs w:val="24"/>
-              </w:rPr>
-              <w:t>(30 %)</w:t>
+                <w:rFonts w:ascii="Corbel" w:hAnsi="Corbel"/>
+                <w:b/>
+                <w:bCs/>
+                <w:sz w:val="24"/>
+                <w:szCs w:val="24"/>
+              </w:rPr>
+            </w:pPr>
+            <w:r>
+              <w:rPr>
+                <w:rFonts w:ascii="Corbel" w:hAnsi="Corbel" w:hint="eastAsia"/>
+                <w:b/>
+                <w:bCs/>
+                <w:sz w:val="24"/>
+                <w:szCs w:val="24"/>
+              </w:rPr>
+              <w:t>O</w:t>
+            </w:r>
+            <w:r>
+              <w:rPr>
+                <w:rFonts w:ascii="Corbel" w:hAnsi="Corbel"/>
+                <w:b/>
+                <w:bCs/>
+                <w:sz w:val="24"/>
+                <w:szCs w:val="24"/>
+              </w:rPr>
+              <w:t>ral defense</w:t>
+            </w:r>
+          </w:p>
+          <w:p>
+            <w:pPr>
+              <w:pStyle w:val="6d40456e-b323-429d-9693-bbe1e67bb9c3"/>
+              <w:rPr>
+                <w:rFonts w:ascii="Corbel" w:hAnsi="Corbel"/>
+                <w:b/>
+                <w:bCs/>
+                <w:sz w:val="24"/>
+                <w:szCs w:val="24"/>
+              </w:rPr>
+            </w:pPr>
+            <w:r>
+              <w:rPr>
+                <w:rFonts w:ascii="Corbel" w:hAnsi="Corbel" w:hint="eastAsia"/>
+                <w:b/>
+                <w:bCs/>
+                <w:sz w:val="24"/>
+                <w:szCs w:val="24"/>
+              </w:rPr>
+              <w:t>(30</w:t>
+            </w:r>
+            <w:r>
+              <w:rPr>
+                <w:rFonts w:ascii="Corbel" w:hAnsi="Corbel"/>
+                <w:b/>
+                <w:bCs/>
+                <w:sz w:val="24"/>
+                <w:szCs w:val="24"/>
+              </w:rPr>
+              <w:t xml:space="preserve"> %)</w:t>
             </w:r>
           </w:p>
         </w:tc>
@@ -849,26 +1108,36 @@
             <w:pPr>
               <w:pStyle w:val="6d40456e-b323-429d-9693-bbe1e67bb9c3"/>
               <w:rPr>
-                <w:rFonts w:ascii="Times New Roman" w:hAnsi="Times New Roman" w:cs="Times New Roman"/>
-                <w:b/>
-                <w:bCs/>
-                <w:sz w:val="24"/>
-                <w:szCs w:val="24"/>
-              </w:rPr>
-            </w:pPr>
-            <w:r>
-              <w:rPr>
-                <w:rFonts w:ascii="Times New Roman" w:hAnsi="Times New Roman" w:cs="Times New Roman"/>
-                <w:b/>
-                <w:bCs/>
-                <w:sz w:val="24"/>
-                <w:szCs w:val="24"/>
-              </w:rPr>
-              <w:t>Outcome</w:t>
-            </w:r>
-            <w:r>
-              <w:rPr>
-                <w:rFonts w:ascii="Times New Roman" w:hAnsi="Times New Roman" w:cs="Times New Roman"/>
+                <w:rFonts w:ascii="Corbel" w:hAnsi="Corbel"/>
+                <w:b/>
+                <w:bCs/>
+                <w:sz w:val="24"/>
+                <w:szCs w:val="24"/>
+              </w:rPr>
+            </w:pPr>
+            <w:r>
+              <w:rPr>
+                <w:rFonts w:ascii="Corbel" w:hAnsi="Corbel" w:hint="eastAsia"/>
+                <w:b/>
+                <w:bCs/>
+                <w:sz w:val="24"/>
+                <w:szCs w:val="24"/>
+              </w:rPr>
+              <w:t>O</w:t>
+            </w:r>
+            <w:r>
+              <w:rPr>
+                <w:rFonts w:ascii="Corbel" w:hAnsi="Corbel"/>
+                <w:b/>
+                <w:bCs/>
+                <w:sz w:val="24"/>
+                <w:szCs w:val="24"/>
+              </w:rPr>
+              <w:t>utcome</w:t>
+            </w:r>
+            <w:r>
+              <w:rPr>
+                <w:rFonts w:ascii="Corbel" w:hAnsi="Corbel" w:hint="eastAsia"/>
                 <w:b/>
                 <w:bCs/>
                 <w:sz w:val="24"/>
@@ -878,7 +1147,7 @@
             </w:r>
             <w:r>
               <w:rPr>
-                <w:rFonts w:ascii="Times New Roman" w:hAnsi="Times New Roman" w:cs="Times New Roman"/>
+                <w:rFonts w:ascii="Corbel" w:hAnsi="Corbel"/>
                 <w:b/>
                 <w:bCs/>
                 <w:sz w:val="24"/>
@@ -896,44 +1165,64 @@
             <w:pPr>
               <w:pStyle w:val="6d40456e-b323-429d-9693-bbe1e67bb9c3"/>
               <w:rPr>
-                <w:rFonts w:ascii="Times New Roman" w:hAnsi="Times New Roman" w:cs="Times New Roman"/>
-                <w:b/>
-                <w:bCs/>
-                <w:sz w:val="24"/>
-                <w:szCs w:val="24"/>
-              </w:rPr>
-            </w:pPr>
-            <w:r>
-              <w:rPr>
-                <w:rFonts w:ascii="Times New Roman" w:hAnsi="Times New Roman" w:cs="Times New Roman"/>
-                <w:b/>
-                <w:bCs/>
-                <w:sz w:val="24"/>
-                <w:szCs w:val="24"/>
-              </w:rPr>
-              <w:t>Total</w:t>
-            </w:r>
-          </w:p>
-          <w:p>
-            <w:pPr>
-              <w:pStyle w:val="6d40456e-b323-429d-9693-bbe1e67bb9c3"/>
-              <w:rPr>
-                <w:rFonts w:ascii="Times New Roman" w:hAnsi="Times New Roman" w:cs="Times New Roman"/>
-                <w:b/>
-                <w:bCs/>
-                <w:sz w:val="24"/>
-                <w:szCs w:val="24"/>
-              </w:rPr>
-            </w:pPr>
-            <w:r>
-              <w:rPr>
-                <w:rFonts w:ascii="Times New Roman" w:hAnsi="Times New Roman" w:cs="Times New Roman"/>
-                <w:b/>
-                <w:bCs/>
-                <w:sz w:val="24"/>
-                <w:szCs w:val="24"/>
-              </w:rPr>
-              <w:t>(max. 100 marks)</w:t>
+                <w:rFonts w:ascii="Corbel" w:hAnsi="Corbel"/>
+                <w:b/>
+                <w:bCs/>
+                <w:sz w:val="24"/>
+                <w:szCs w:val="24"/>
+              </w:rPr>
+            </w:pPr>
+            <w:r>
+              <w:rPr>
+                <w:rFonts w:ascii="Corbel" w:hAnsi="Corbel" w:hint="eastAsia"/>
+                <w:b/>
+                <w:bCs/>
+                <w:sz w:val="24"/>
+                <w:szCs w:val="24"/>
+              </w:rPr>
+              <w:t>T</w:t>
+            </w:r>
+            <w:r>
+              <w:rPr>
+                <w:rFonts w:ascii="Corbel" w:hAnsi="Corbel"/>
+                <w:b/>
+                <w:bCs/>
+                <w:sz w:val="24"/>
+                <w:szCs w:val="24"/>
+              </w:rPr>
+              <w:t>otal</w:t>
+            </w:r>
+          </w:p>
+          <w:p>
+            <w:pPr>
+              <w:pStyle w:val="6d40456e-b323-429d-9693-bbe1e67bb9c3"/>
+              <w:rPr>
+                <w:rFonts w:ascii="Corbel" w:hAnsi="Corbel"/>
+                <w:b/>
+                <w:bCs/>
+                <w:sz w:val="24"/>
+                <w:szCs w:val="24"/>
+              </w:rPr>
+            </w:pPr>
+            <w:r>
+              <w:rPr>
+                <w:rFonts w:ascii="Corbel" w:hAnsi="Corbel" w:hint="eastAsia"/>
+                <w:b/>
+                <w:bCs/>
+                <w:sz w:val="24"/>
+                <w:szCs w:val="24"/>
+              </w:rPr>
+              <w:t>(</w:t>
+            </w:r>
+            <w:r>
+              <w:rPr>
+                <w:rFonts w:ascii="Corbel" w:hAnsi="Corbel"/>
+                <w:b/>
+                <w:bCs/>
+                <w:sz w:val="24"/>
+                <w:szCs w:val="24"/>
+              </w:rPr>
+              <w:t>max. 100 marks)</w:t>
             </w:r>
           </w:p>
         </w:tc>
@@ -947,16 +1236,16 @@
             <w:pPr>
               <w:pStyle w:val="6d40456e-b323-429d-9693-bbe1e67bb9c3"/>
               <w:rPr>
-                <w:rFonts w:ascii="Times New Roman" w:hAnsi="Times New Roman" w:cs="Times New Roman"/>
-                <w:b/>
-                <w:bCs/>
-                <w:sz w:val="24"/>
-                <w:szCs w:val="24"/>
-              </w:rPr>
-            </w:pPr>
-            <w:r>
-              <w:rPr>
-                <w:rFonts w:ascii="Times New Roman" w:hAnsi="Times New Roman" w:cs="Times New Roman"/>
+                <w:rFonts w:ascii="Corbel" w:hAnsi="Corbel"/>
+                <w:b/>
+                <w:bCs/>
+                <w:sz w:val="24"/>
+                <w:szCs w:val="24"/>
+              </w:rPr>
+            </w:pPr>
+            <w:r>
+              <w:rPr>
+                <w:rFonts w:ascii="Corbel" w:hAnsi="Corbel"/>
                 <w:b/>
                 <w:bCs/>
                 <w:sz w:val="24"/>
@@ -969,7 +1258,7 @@
             <w:pPr>
               <w:pStyle w:val="6d40456e-b323-429d-9693-bbe1e67bb9c3"/>
               <w:rPr>
-                <w:rFonts w:ascii="Times New Roman" w:hAnsi="Times New Roman" w:cs="Times New Roman"/>
+                <w:rFonts w:ascii="Corbel" w:hAnsi="Corbel"/>
                 <w:b/>
                 <w:bCs/>
                 <w:sz w:val="24"/>
@@ -986,7 +1275,7 @@
             <w:pPr>
               <w:pStyle w:val="6d40456e-b323-429d-9693-bbe1e67bb9c3"/>
               <w:rPr>
-                <w:rFonts w:ascii="Times New Roman" w:hAnsi="Times New Roman" w:cs="Times New Roman"/>
+                <w:rFonts w:ascii="Corbel" w:hAnsi="Corbel"/>
                 <w:b/>
                 <w:bCs/>
                 <w:sz w:val="24"/>
@@ -1003,7 +1292,7 @@
             <w:pPr>
               <w:pStyle w:val="6d40456e-b323-429d-9693-bbe1e67bb9c3"/>
               <w:rPr>
-                <w:rFonts w:ascii="Times New Roman" w:hAnsi="Times New Roman" w:cs="Times New Roman"/>
+                <w:rFonts w:ascii="Corbel" w:hAnsi="Corbel"/>
                 <w:b/>
                 <w:bCs/>
                 <w:sz w:val="24"/>
@@ -1020,7 +1309,7 @@
             <w:pPr>
               <w:pStyle w:val="6d40456e-b323-429d-9693-bbe1e67bb9c3"/>
               <w:rPr>
-                <w:rFonts w:ascii="Times New Roman" w:hAnsi="Times New Roman" w:cs="Times New Roman"/>
+                <w:rFonts w:ascii="Corbel" w:hAnsi="Corbel"/>
                 <w:b/>
                 <w:bCs/>
                 <w:sz w:val="24"/>
@@ -1037,7 +1326,7 @@
             <w:pPr>
               <w:pStyle w:val="6d40456e-b323-429d-9693-bbe1e67bb9c3"/>
               <w:rPr>
-                <w:rFonts w:ascii="Times New Roman" w:hAnsi="Times New Roman" w:cs="Times New Roman"/>
+                <w:rFonts w:ascii="Corbel" w:hAnsi="Corbel"/>
                 <w:b/>
                 <w:bCs/>
                 <w:sz w:val="24"/>
@@ -1054,7 +1343,7 @@
             <w:pPr>
               <w:pStyle w:val="6d40456e-b323-429d-9693-bbe1e67bb9c3"/>
               <w:rPr>
-                <w:rFonts w:ascii="Times New Roman" w:hAnsi="Times New Roman" w:cs="Times New Roman"/>
+                <w:rFonts w:ascii="Corbel" w:hAnsi="Corbel"/>
                 <w:b/>
                 <w:bCs/>
                 <w:sz w:val="24"/>
@@ -1071,7 +1360,7 @@
             <w:pPr>
               <w:pStyle w:val="6d40456e-b323-429d-9693-bbe1e67bb9c3"/>
               <w:rPr>
-                <w:rFonts w:ascii="Times New Roman" w:hAnsi="Times New Roman" w:cs="Times New Roman"/>
+                <w:rFonts w:ascii="Corbel" w:hAnsi="Corbel"/>
                 <w:b/>
                 <w:bCs/>
                 <w:sz w:val="24"/>
@@ -1091,22 +1380,42 @@
             <w:pPr>
               <w:pStyle w:val="6d40456e-b323-429d-9693-bbe1e67bb9c3"/>
               <w:rPr>
-                <w:rFonts w:ascii="Times New Roman" w:hAnsi="Times New Roman" w:cs="Times New Roman"/>
-                <w:b/>
-                <w:bCs/>
-                <w:sz w:val="24"/>
-                <w:szCs w:val="24"/>
-              </w:rPr>
-            </w:pPr>
-            <w:r>
-              <w:rPr>
-                <w:rFonts w:ascii="Times New Roman" w:hAnsi="Times New Roman" w:cs="Times New Roman"/>
-                <w:b/>
-                <w:bCs/>
-                <w:sz w:val="24"/>
-                <w:szCs w:val="24"/>
-              </w:rPr>
-              <w:t xml:space="preserve">Committee Chair’s Signature:             </w:t>
+                <w:rFonts w:ascii="Corbel" w:hAnsi="Corbel"/>
+                <w:b/>
+                <w:bCs/>
+                <w:sz w:val="24"/>
+                <w:szCs w:val="24"/>
+              </w:rPr>
+            </w:pPr>
+            <w:r>
+              <w:rPr>
+                <w:rFonts w:ascii="Corbel" w:hAnsi="Corbel"/>
+                <w:b/>
+                <w:bCs/>
+                <w:sz w:val="24"/>
+                <w:szCs w:val="24"/>
+              </w:rPr>
+              <w:t>Committee Chair’s</w:t>
+            </w:r>
+            <w:r>
+              <w:rPr>
+                <w:rFonts w:ascii="Corbel" w:hAnsi="Corbel"/>
+                <w:b/>
+                <w:bCs/>
+                <w:sz w:val="24"/>
+                <w:szCs w:val="24"/>
+              </w:rPr>
+              <w:t xml:space="preserve"> </w:t>
+            </w:r>
+            <w:r>
+              <w:rPr>
+                <w:rFonts w:ascii="Corbel" w:hAnsi="Corbel"/>
+                <w:b/>
+                <w:bCs/>
+                <w:sz w:val="24"/>
+                <w:szCs w:val="24"/>
+              </w:rPr>
+              <w:t xml:space="preserve">Signature:             </w:t>
             </w:r>
           </w:p>
         </w:tc>
@@ -1119,16 +1428,16 @@
             <w:pPr>
               <w:pStyle w:val="6d40456e-b323-429d-9693-bbe1e67bb9c3"/>
               <w:rPr>
-                <w:rFonts w:ascii="Times New Roman" w:hAnsi="Times New Roman" w:cs="Times New Roman"/>
-                <w:b/>
-                <w:bCs/>
-                <w:sz w:val="24"/>
-                <w:szCs w:val="24"/>
-              </w:rPr>
-            </w:pPr>
-            <w:r>
-              <w:rPr>
-                <w:rFonts w:ascii="Times New Roman" w:hAnsi="Times New Roman" w:cs="Times New Roman"/>
+                <w:rFonts w:ascii="Corbel" w:hAnsi="Corbel"/>
+                <w:b/>
+                <w:bCs/>
+                <w:sz w:val="24"/>
+                <w:szCs w:val="24"/>
+              </w:rPr>
+            </w:pPr>
+            <w:r>
+              <w:rPr>
+                <w:rFonts w:ascii="Corbel" w:hAnsi="Corbel"/>
                 <w:b/>
                 <w:bCs/>
                 <w:sz w:val="24"/>
@@ -1141,7 +1450,7 @@
             <w:pPr>
               <w:pStyle w:val="6d40456e-b323-429d-9693-bbe1e67bb9c3"/>
               <w:rPr>
-                <w:rFonts w:ascii="Times New Roman" w:hAnsi="Times New Roman" w:cs="Times New Roman"/>
+                <w:rFonts w:ascii="Corbel" w:hAnsi="Corbel"/>
                 <w:b/>
                 <w:bCs/>
                 <w:sz w:val="24"/>
@@ -1161,16 +1470,16 @@
             <w:pPr>
               <w:pStyle w:val="6d40456e-b323-429d-9693-bbe1e67bb9c3"/>
               <w:rPr>
-                <w:rFonts w:ascii="Times New Roman" w:hAnsi="Times New Roman" w:cs="Times New Roman"/>
-                <w:b/>
-                <w:bCs/>
-                <w:sz w:val="24"/>
-                <w:szCs w:val="24"/>
-              </w:rPr>
-            </w:pPr>
-            <w:r>
-              <w:rPr>
-                <w:rFonts w:ascii="Times New Roman" w:hAnsi="Times New Roman" w:cs="Times New Roman"/>
+                <w:rFonts w:ascii="Corbel" w:hAnsi="Corbel"/>
+                <w:b/>
+                <w:bCs/>
+                <w:sz w:val="24"/>
+                <w:szCs w:val="24"/>
+              </w:rPr>
+            </w:pPr>
+            <w:r>
+              <w:rPr>
+                <w:rFonts w:ascii="Corbel" w:hAnsi="Corbel" w:hint="eastAsia"/>
                 <w:b/>
                 <w:bCs/>
                 <w:sz w:val="24"/>
@@ -1180,7 +1489,7 @@
             </w:r>
             <w:r>
               <w:rPr>
-                <w:rFonts w:ascii="Times New Roman" w:hAnsi="Times New Roman" w:cs="Times New Roman"/>
+                <w:rFonts w:ascii="Corbel" w:hAnsi="Corbel" w:hint="eastAsia"/>
                 <w:b/>
                 <w:bCs/>
                 <w:sz w:val="24"/>
@@ -1190,7 +1499,7 @@
             </w:r>
             <w:r>
               <w:rPr>
-                <w:rFonts w:ascii="Times New Roman" w:hAnsi="Times New Roman" w:cs="Times New Roman"/>
+                <w:rFonts w:ascii="Corbel" w:hAnsi="Corbel" w:hint="eastAsia"/>
                 <w:b/>
                 <w:bCs/>
                 <w:sz w:val="24"/>
@@ -1202,13 +1511,7 @@
         </w:tc>
       </w:tr>
     </w:tbl>
-    <w:p>
-      <w:pPr>
-        <w:rPr>
-          <w:rFonts w:ascii="Times New Roman" w:hAnsi="Times New Roman" w:cs="Times New Roman"/>
-        </w:rPr>
-      </w:pPr>
-    </w:p>
+    <w:p/>
     <w:sectPr>
       <w:headerReference w:type="default" r:id="rId7"/>
       <w:pgSz w:w="11906" w:h="16838"/>
@@ -1275,56 +1578,38 @@
   <w:p>
     <w:pPr>
       <w:pStyle w:val="af1"/>
-      <w:rPr>
-        <w:rFonts w:ascii="Times New Roman" w:hAnsi="Times New Roman" w:cs="Times New Roman"/>
-      </w:rPr>
     </w:pPr>
     <w:r>
       <w:rPr>
-        <w:rFonts w:ascii="Times New Roman" w:hAnsi="Times New Roman" w:cs="Times New Roman"/>
+        <w:rFonts w:hint="eastAsia"/>
       </w:rPr>
-      <w:t>ST 4001 AY</w:t>
+      <w:t>ST</w:t>
+    </w:r>
+    <w:r>
+      <w:t xml:space="preserve"> 4001 </w:t>
     </w:r>
     <w:r>
       <w:rPr>
-        <w:rFonts w:ascii="Times New Roman" w:hAnsi="Times New Roman" w:cs="Times New Roman"/>
+        <w:rFonts w:hint="eastAsia"/>
       </w:rPr>
+      <w:t>AY</w:t>
+    </w:r>
+    <w:r>
       <w:t xml:space="preserve"> </w:t>
     </w:r>
     <w:r>
-      <w:rPr>
-        <w:rFonts w:ascii="Times New Roman" w:hAnsi="Times New Roman" w:cs="Times New Roman"/>
-      </w:rPr>
-      <w:t>202</w:t>
+      <w:t>2025</w:t>
     </w:r>
     <w:r>
-      <w:rPr>
-        <w:rFonts w:ascii="Times New Roman" w:hAnsi="Times New Roman" w:cs="Times New Roman"/>
-      </w:rPr>
-      <w:t>6</w:t>
-    </w:r>
-    <w:r>
-      <w:rPr>
-        <w:rFonts w:ascii="Times New Roman" w:hAnsi="Times New Roman" w:cs="Times New Roman"/>
-      </w:rPr>
       <w:ptab w:relativeTo="margin" w:alignment="center" w:leader="none"/>
     </w:r>
     <w:r>
-      <w:rPr>
-        <w:rFonts w:ascii="Times New Roman" w:hAnsi="Times New Roman" w:cs="Times New Roman"/>
-      </w:rPr>
       <w:t>Zihan Xu</w:t>
     </w:r>
     <w:r>
-      <w:rPr>
-        <w:rFonts w:ascii="Times New Roman" w:hAnsi="Times New Roman" w:cs="Times New Roman"/>
-      </w:rPr>
       <w:ptab w:relativeTo="margin" w:alignment="right" w:leader="none"/>
     </w:r>
     <w:r>
-      <w:rPr>
-        <w:rFonts w:ascii="Times New Roman" w:hAnsi="Times New Roman" w:cs="Times New Roman"/>
-      </w:rPr>
       <w:t>3220110781</w:t>
     </w:r>
   </w:p>

--- a/Appendix 9 - Assessment form of senior thesis.docx
+++ b/Appendix 9 - Assessment form of senior thesis.docx
@@ -8,28 +8,28 @@
         <w:spacing w:line="240" w:lineRule="auto"/>
         <w:jc w:val="left"/>
         <w:rPr>
-          <w:rFonts w:ascii="Corbel" w:hAnsi="Corbel"/>
+          <w:rFonts w:ascii="Times New Roman" w:hAnsi="Times New Roman" w:cs="Times New Roman"/>
           <w:sz w:val="24"/>
         </w:rPr>
       </w:pPr>
       <w:bookmarkStart w:id="0" w:name="_Toc179450369"/>
       <w:r>
         <w:rPr>
-          <w:rFonts w:ascii="Corbel" w:hAnsi="Corbel"/>
+          <w:rFonts w:ascii="Times New Roman" w:hAnsi="Times New Roman" w:cs="Times New Roman"/>
           <w:sz w:val="24"/>
         </w:rPr>
         <w:t xml:space="preserve">Appendix </w:t>
       </w:r>
       <w:r>
         <w:rPr>
-          <w:rFonts w:ascii="Corbel" w:hAnsi="Corbel"/>
+          <w:rFonts w:ascii="Times New Roman" w:hAnsi="Times New Roman" w:cs="Times New Roman"/>
           <w:sz w:val="24"/>
         </w:rPr>
         <w:t>I</w:t>
       </w:r>
       <w:r>
         <w:rPr>
-          <w:rFonts w:ascii="Corbel" w:hAnsi="Corbel"/>
+          <w:rFonts w:ascii="Times New Roman" w:hAnsi="Times New Roman" w:cs="Times New Roman"/>
           <w:sz w:val="24"/>
         </w:rPr>
         <w:t>X</w:t>
@@ -39,38 +39,22 @@
       <w:pPr>
         <w:pStyle w:val="eceadfaf-62c1-465e-a276-51c44cf460e4"/>
         <w:rPr>
-          <w:rFonts w:ascii="Corbel" w:hAnsi="Corbel"/>
+          <w:rFonts w:ascii="Times New Roman" w:hAnsi="Times New Roman" w:cs="Times New Roman"/>
           <w:sz w:val="48"/>
           <w:szCs w:val="48"/>
         </w:rPr>
       </w:pPr>
       <w:r>
         <w:rPr>
-          <w:rFonts w:ascii="Corbel" w:hAnsi="Corbel"/>
+          <w:rFonts w:ascii="Times New Roman" w:hAnsi="Times New Roman" w:cs="Times New Roman"/>
           <w:sz w:val="48"/>
           <w:szCs w:val="48"/>
         </w:rPr>
-        <w:t>Assess</w:t>
+        <w:t>Assessment Form</w:t>
       </w:r>
       <w:r>
         <w:rPr>
-          <w:rFonts w:ascii="Corbel" w:hAnsi="Corbel"/>
-          <w:sz w:val="48"/>
-          <w:szCs w:val="48"/>
-        </w:rPr>
-        <w:t>ment</w:t>
-      </w:r>
-      <w:r>
-        <w:rPr>
-          <w:rFonts w:ascii="Corbel" w:hAnsi="Corbel"/>
-          <w:sz w:val="48"/>
-          <w:szCs w:val="48"/>
-        </w:rPr>
-        <w:t xml:space="preserve"> Form</w:t>
-      </w:r>
-      <w:r>
-        <w:rPr>
-          <w:rFonts w:ascii="Corbel" w:hAnsi="Corbel"/>
+          <w:rFonts w:ascii="Times New Roman" w:hAnsi="Times New Roman" w:cs="Times New Roman"/>
           <w:sz w:val="48"/>
           <w:szCs w:val="48"/>
         </w:rPr>
@@ -78,7 +62,7 @@
       </w:r>
       <w:r>
         <w:rPr>
-          <w:rFonts w:ascii="Corbel" w:hAnsi="Corbel"/>
+          <w:rFonts w:ascii="Times New Roman" w:hAnsi="Times New Roman" w:cs="Times New Roman"/>
           <w:sz w:val="48"/>
           <w:szCs w:val="48"/>
         </w:rPr>
@@ -87,7 +71,7 @@
       <w:bookmarkEnd w:id="0"/>
       <w:r>
         <w:rPr>
-          <w:rFonts w:ascii="Corbel" w:hAnsi="Corbel"/>
+          <w:rFonts w:ascii="Times New Roman" w:hAnsi="Times New Roman" w:cs="Times New Roman"/>
           <w:sz w:val="48"/>
           <w:szCs w:val="48"/>
         </w:rPr>
@@ -117,16 +101,16 @@
             <w:pPr>
               <w:pStyle w:val="6d40456e-b323-429d-9693-bbe1e67bb9c3"/>
               <w:rPr>
-                <w:rFonts w:ascii="Corbel" w:hAnsi="Corbel"/>
-                <w:b/>
-                <w:bCs/>
-                <w:sz w:val="24"/>
-                <w:szCs w:val="24"/>
-              </w:rPr>
-            </w:pPr>
-            <w:r>
-              <w:rPr>
-                <w:rFonts w:ascii="Corbel" w:hAnsi="Corbel"/>
+                <w:rFonts w:ascii="Times New Roman" w:hAnsi="Times New Roman" w:cs="Times New Roman"/>
+                <w:b/>
+                <w:bCs/>
+                <w:sz w:val="24"/>
+                <w:szCs w:val="24"/>
+              </w:rPr>
+            </w:pPr>
+            <w:r>
+              <w:rPr>
+                <w:rFonts w:ascii="Times New Roman" w:hAnsi="Times New Roman" w:cs="Times New Roman"/>
                 <w:b/>
                 <w:bCs/>
                 <w:sz w:val="24"/>
@@ -136,7 +120,7 @@
             </w:r>
             <w:r>
               <w:rPr>
-                <w:rFonts w:ascii="Corbel" w:hAnsi="Corbel" w:hint="eastAsia"/>
+                <w:rFonts w:ascii="Times New Roman" w:hAnsi="Times New Roman" w:cs="Times New Roman"/>
                 <w:b/>
                 <w:bCs/>
                 <w:sz w:val="24"/>
@@ -146,7 +130,7 @@
             </w:r>
             <w:r>
               <w:rPr>
-                <w:rFonts w:ascii="Corbel" w:hAnsi="Corbel"/>
+                <w:rFonts w:ascii="Times New Roman" w:hAnsi="Times New Roman" w:cs="Times New Roman"/>
                 <w:b/>
                 <w:bCs/>
                 <w:sz w:val="24"/>
@@ -158,104 +142,20 @@
           <w:p>
             <w:pPr>
               <w:pStyle w:val="6d40456e-b323-429d-9693-bbe1e67bb9c3"/>
-              <w:jc w:val="center"/>
-              <w:rPr>
-                <w:rFonts w:ascii="Corbel" w:hAnsi="Corbel"/>
-                <w:b/>
-                <w:bCs/>
-                <w:sz w:val="24"/>
-                <w:szCs w:val="24"/>
-              </w:rPr>
-            </w:pPr>
-          </w:p>
-          <w:p>
-            <w:pPr>
-              <w:pStyle w:val="6d40456e-b323-429d-9693-bbe1e67bb9c3"/>
-              <w:jc w:val="center"/>
-              <w:rPr>
-                <w:rFonts w:ascii="Corbel" w:hAnsi="Corbel"/>
-                <w:b/>
-                <w:bCs/>
-                <w:sz w:val="24"/>
-                <w:szCs w:val="24"/>
-              </w:rPr>
-            </w:pPr>
-          </w:p>
-          <w:p>
-            <w:pPr>
-              <w:pStyle w:val="6d40456e-b323-429d-9693-bbe1e67bb9c3"/>
-              <w:jc w:val="center"/>
-              <w:rPr>
-                <w:rFonts w:ascii="Corbel" w:hAnsi="Corbel"/>
-                <w:b/>
-                <w:bCs/>
-                <w:sz w:val="24"/>
-                <w:szCs w:val="24"/>
-              </w:rPr>
-            </w:pPr>
-          </w:p>
-          <w:p>
-            <w:pPr>
-              <w:pStyle w:val="6d40456e-b323-429d-9693-bbe1e67bb9c3"/>
-              <w:rPr>
-                <w:rFonts w:ascii="Corbel" w:hAnsi="Corbel"/>
-                <w:b/>
-                <w:bCs/>
-                <w:sz w:val="24"/>
-                <w:szCs w:val="24"/>
-              </w:rPr>
-            </w:pPr>
-          </w:p>
-          <w:p>
-            <w:pPr>
-              <w:pStyle w:val="6d40456e-b323-429d-9693-bbe1e67bb9c3"/>
-              <w:jc w:val="center"/>
-              <w:rPr>
-                <w:rFonts w:ascii="Corbel" w:hAnsi="Corbel"/>
-                <w:b/>
-                <w:bCs/>
-                <w:sz w:val="24"/>
-                <w:szCs w:val="24"/>
-              </w:rPr>
-            </w:pPr>
-          </w:p>
-          <w:p>
-            <w:pPr>
-              <w:pStyle w:val="6d40456e-b323-429d-9693-bbe1e67bb9c3"/>
-              <w:rPr>
-                <w:rFonts w:ascii="Corbel" w:hAnsi="Corbel"/>
-                <w:b/>
-                <w:bCs/>
-                <w:sz w:val="24"/>
-                <w:szCs w:val="24"/>
-              </w:rPr>
-            </w:pPr>
-          </w:p>
-          <w:p>
-            <w:pPr>
-              <w:pStyle w:val="6d40456e-b323-429d-9693-bbe1e67bb9c3"/>
-              <w:jc w:val="center"/>
-              <w:rPr>
-                <w:rFonts w:ascii="Corbel" w:hAnsi="Corbel"/>
-                <w:b/>
-                <w:bCs/>
-                <w:sz w:val="24"/>
-                <w:szCs w:val="24"/>
-              </w:rPr>
-            </w:pPr>
-          </w:p>
-          <w:p>
-            <w:pPr>
-              <w:pStyle w:val="6d40456e-b323-429d-9693-bbe1e67bb9c3"/>
-              <w:jc w:val="center"/>
-              <w:rPr>
-                <w:rFonts w:ascii="Corbel" w:hAnsi="Corbel"/>
-                <w:b/>
-                <w:bCs/>
-                <w:sz w:val="24"/>
-                <w:szCs w:val="24"/>
-              </w:rPr>
-            </w:pPr>
+              <w:rPr>
+                <w:rFonts w:ascii="Times New Roman" w:hAnsi="Times New Roman" w:cs="Times New Roman"/>
+                <w:sz w:val="24"/>
+                <w:szCs w:val="24"/>
+              </w:rPr>
+            </w:pPr>
+            <w:r>
+              <w:rPr>
+                <w:rFonts w:ascii="Times New Roman" w:hAnsi="Times New Roman" w:cs="Times New Roman"/>
+                <w:sz w:val="24"/>
+                <w:szCs w:val="24"/>
+              </w:rPr>
+              <w:t>The thesis addresses an important problem: whether memory-augmented LLM agents can support longitudinal clinical reasoning over real-world EHR histories. The student demonstrates strong independence in formulating the research question, designing a clear three-tier memory architecture from MIMIC-IV dataset and constructing the long-horizon reasoning task with systematic ablation experiments across multiple models and memory strategies. The work is technically solid, and its empirical results are meaningful, indicating that current LLMs, RAG strategies and memory components do not yet reliably improve clinical decision-making beyond immediate context. The thesis also shows good awareness of benchmark validity and technical limitations. Overall, this is a good senior thesis with clear research value.</w:t>
+            </w:r>
           </w:p>
         </w:tc>
       </w:tr>
@@ -268,32 +168,88 @@
             <w:pPr>
               <w:pStyle w:val="6d40456e-b323-429d-9693-bbe1e67bb9c3"/>
               <w:rPr>
-                <w:rFonts w:ascii="Corbel" w:hAnsi="Corbel"/>
-                <w:b/>
-                <w:bCs/>
-                <w:sz w:val="24"/>
-                <w:szCs w:val="24"/>
-              </w:rPr>
-            </w:pPr>
-            <w:r>
-              <w:rPr>
-                <w:rFonts w:ascii="Corbel" w:hAnsi="Corbel"/>
-                <w:b/>
-                <w:bCs/>
-                <w:sz w:val="24"/>
-                <w:szCs w:val="24"/>
-              </w:rPr>
-              <w:t xml:space="preserve">Supervisor’s </w:t>
-            </w:r>
-            <w:r>
-              <w:rPr>
-                <w:rFonts w:ascii="Corbel" w:hAnsi="Corbel"/>
-                <w:b/>
-                <w:bCs/>
-                <w:sz w:val="24"/>
-                <w:szCs w:val="24"/>
-              </w:rPr>
-              <w:t xml:space="preserve">Signature:             </w:t>
+                <w:rFonts w:ascii="Times New Roman" w:hAnsi="Times New Roman" w:cs="Times New Roman"/>
+                <w:b/>
+                <w:bCs/>
+                <w:sz w:val="24"/>
+                <w:szCs w:val="24"/>
+              </w:rPr>
+            </w:pPr>
+            <w:r>
+              <w:rPr>
+                <w:rFonts w:ascii="Times New Roman" w:hAnsi="Times New Roman" w:cs="Times New Roman"/>
+                <w:b/>
+                <w:bCs/>
+                <w:noProof/>
+                <w:sz w:val="24"/>
+                <w:szCs w:val="24"/>
+                <w14:ligatures w14:val="standardContextual"/>
+              </w:rPr>
+              <w:drawing>
+                <wp:anchor distT="0" distB="0" distL="114300" distR="114300" simplePos="0" relativeHeight="251658240" behindDoc="0" locked="0" layoutInCell="1" allowOverlap="1" wp14:anchorId="42F2FD3E" wp14:editId="4FFFBB40">
+                  <wp:simplePos x="0" y="0"/>
+                  <wp:positionH relativeFrom="column">
+                    <wp:posOffset>1521167</wp:posOffset>
+                  </wp:positionH>
+                  <wp:positionV relativeFrom="paragraph">
+                    <wp:posOffset>-124216</wp:posOffset>
+                  </wp:positionV>
+                  <wp:extent cx="1139483" cy="616385"/>
+                  <wp:effectExtent l="0" t="0" r="0" b="0"/>
+                  <wp:wrapNone/>
+                  <wp:docPr id="610200571" name="图片 1"/>
+                  <wp:cNvGraphicFramePr>
+                    <a:graphicFrameLocks xmlns:a="http://schemas.openxmlformats.org/drawingml/2006/main" noChangeAspect="1"/>
+                  </wp:cNvGraphicFramePr>
+                  <a:graphic xmlns:a="http://schemas.openxmlformats.org/drawingml/2006/main">
+                    <a:graphicData uri="http://schemas.openxmlformats.org/drawingml/2006/picture">
+                      <pic:pic xmlns:pic="http://schemas.openxmlformats.org/drawingml/2006/picture">
+                        <pic:nvPicPr>
+                          <pic:cNvPr id="610200571" name="图片 610200571"/>
+                          <pic:cNvPicPr/>
+                        </pic:nvPicPr>
+                        <pic:blipFill>
+                          <a:blip r:embed="rId7" cstate="print">
+                            <a:extLst>
+                              <a:ext uri="{28A0092B-C50C-407E-A947-70E740481C1C}">
+                                <a14:useLocalDpi xmlns:a14="http://schemas.microsoft.com/office/drawing/2010/main" val="0"/>
+                              </a:ext>
+                            </a:extLst>
+                          </a:blip>
+                          <a:stretch>
+                            <a:fillRect/>
+                          </a:stretch>
+                        </pic:blipFill>
+                        <pic:spPr>
+                          <a:xfrm>
+                            <a:off x="0" y="0"/>
+                            <a:ext cx="1139483" cy="616385"/>
+                          </a:xfrm>
+                          <a:prstGeom prst="rect">
+                            <a:avLst/>
+                          </a:prstGeom>
+                        </pic:spPr>
+                      </pic:pic>
+                    </a:graphicData>
+                  </a:graphic>
+                  <wp14:sizeRelH relativeFrom="page">
+                    <wp14:pctWidth>0</wp14:pctWidth>
+                  </wp14:sizeRelH>
+                  <wp14:sizeRelV relativeFrom="page">
+                    <wp14:pctHeight>0</wp14:pctHeight>
+                  </wp14:sizeRelV>
+                </wp:anchor>
+              </w:drawing>
+            </w:r>
+            <w:r>
+              <w:rPr>
+                <w:rFonts w:ascii="Times New Roman" w:hAnsi="Times New Roman" w:cs="Times New Roman"/>
+                <w:b/>
+                <w:bCs/>
+                <w:sz w:val="24"/>
+                <w:szCs w:val="24"/>
+              </w:rPr>
+              <w:t xml:space="preserve">Supervisor’s Signature:             </w:t>
             </w:r>
           </w:p>
         </w:tc>
@@ -305,16 +261,14 @@
             <w:pPr>
               <w:pStyle w:val="6d40456e-b323-429d-9693-bbe1e67bb9c3"/>
               <w:rPr>
-                <w:rFonts w:ascii="Corbel" w:hAnsi="Corbel"/>
-                <w:b/>
-                <w:bCs/>
-                <w:sz w:val="24"/>
-                <w:szCs w:val="24"/>
-              </w:rPr>
-            </w:pPr>
-            <w:r>
-              <w:rPr>
-                <w:rFonts w:ascii="Corbel" w:hAnsi="Corbel"/>
+                <w:rFonts w:ascii="Times New Roman" w:hAnsi="Times New Roman" w:cs="Times New Roman"/>
+                <w:sz w:val="24"/>
+                <w:szCs w:val="24"/>
+              </w:rPr>
+            </w:pPr>
+            <w:r>
+              <w:rPr>
+                <w:rFonts w:ascii="Times New Roman" w:hAnsi="Times New Roman" w:cs="Times New Roman"/>
                 <w:b/>
                 <w:bCs/>
                 <w:sz w:val="24"/>
@@ -322,12 +276,30 @@
               </w:rPr>
               <w:t>Date:</w:t>
             </w:r>
-          </w:p>
-          <w:p>
-            <w:pPr>
-              <w:pStyle w:val="6d40456e-b323-429d-9693-bbe1e67bb9c3"/>
-              <w:rPr>
-                <w:rFonts w:ascii="Corbel" w:hAnsi="Corbel"/>
+            <w:r>
+              <w:rPr>
+                <w:rFonts w:ascii="Times New Roman" w:hAnsi="Times New Roman" w:cs="Times New Roman"/>
+                <w:b/>
+                <w:bCs/>
+                <w:sz w:val="24"/>
+                <w:szCs w:val="24"/>
+              </w:rPr>
+              <w:t xml:space="preserve"> </w:t>
+            </w:r>
+            <w:r>
+              <w:rPr>
+                <w:rFonts w:ascii="Times New Roman" w:hAnsi="Times New Roman" w:cs="Times New Roman"/>
+                <w:sz w:val="24"/>
+                <w:szCs w:val="24"/>
+              </w:rPr>
+              <w:t>May 21, 2026</w:t>
+            </w:r>
+          </w:p>
+          <w:p>
+            <w:pPr>
+              <w:pStyle w:val="6d40456e-b323-429d-9693-bbe1e67bb9c3"/>
+              <w:rPr>
+                <w:rFonts w:ascii="Times New Roman" w:hAnsi="Times New Roman" w:cs="Times New Roman"/>
                 <w:b/>
                 <w:bCs/>
                 <w:sz w:val="24"/>
@@ -347,42 +319,24 @@
             <w:pPr>
               <w:spacing w:after="0" w:line="240" w:lineRule="auto"/>
               <w:rPr>
-                <w:rFonts w:ascii="Corbel" w:hAnsi="Corbel"/>
-                <w:b/>
-                <w:bCs/>
-                <w:sz w:val="24"/>
-              </w:rPr>
-            </w:pPr>
-            <w:r>
-              <w:rPr>
-                <w:rFonts w:ascii="Corbel" w:hAnsi="Corbel"/>
-                <w:b/>
-                <w:bCs/>
-                <w:sz w:val="24"/>
-              </w:rPr>
-              <w:t xml:space="preserve">Thesis </w:t>
-            </w:r>
-            <w:r>
-              <w:rPr>
-                <w:rFonts w:ascii="Corbel" w:hAnsi="Corbel" w:hint="eastAsia"/>
-                <w:b/>
-                <w:bCs/>
-                <w:sz w:val="24"/>
-              </w:rPr>
-              <w:t>Committee</w:t>
-            </w:r>
-            <w:r>
-              <w:rPr>
-                <w:rFonts w:ascii="Corbel" w:hAnsi="Corbel"/>
-                <w:b/>
-                <w:bCs/>
-                <w:sz w:val="24"/>
-              </w:rPr>
-              <w:t xml:space="preserve"> c</w:t>
-            </w:r>
-            <w:r>
-              <w:rPr>
-                <w:rFonts w:ascii="Corbel" w:hAnsi="Corbel"/>
+                <w:rFonts w:ascii="Times New Roman" w:hAnsi="Times New Roman" w:cs="Times New Roman"/>
+                <w:b/>
+                <w:bCs/>
+                <w:sz w:val="24"/>
+              </w:rPr>
+            </w:pPr>
+            <w:r>
+              <w:rPr>
+                <w:rFonts w:ascii="Times New Roman" w:hAnsi="Times New Roman" w:cs="Times New Roman"/>
+                <w:b/>
+                <w:bCs/>
+                <w:sz w:val="24"/>
+              </w:rPr>
+              <w:t>Thesis Committee c</w:t>
+            </w:r>
+            <w:r>
+              <w:rPr>
+                <w:rFonts w:ascii="Times New Roman" w:hAnsi="Times New Roman" w:cs="Times New Roman"/>
                 <w:b/>
                 <w:bCs/>
                 <w:sz w:val="24"/>
@@ -399,69 +353,55 @@
               </w:numPr>
               <w:spacing w:line="288" w:lineRule="auto"/>
               <w:rPr>
-                <w:rFonts w:ascii="Corbel" w:hAnsi="Corbel"/>
-                <w:sz w:val="24"/>
-              </w:rPr>
-            </w:pPr>
-            <w:r>
-              <w:rPr>
-                <w:rFonts w:ascii="Corbel" w:hAnsi="Corbel"/>
+                <w:rFonts w:ascii="Times New Roman" w:hAnsi="Times New Roman" w:cs="Times New Roman"/>
+                <w:sz w:val="24"/>
+              </w:rPr>
+            </w:pPr>
+            <w:r>
+              <w:rPr>
+                <w:rFonts w:ascii="Times New Roman" w:hAnsi="Times New Roman" w:cs="Times New Roman"/>
                 <w:sz w:val="24"/>
               </w:rPr>
               <w:t xml:space="preserve">Agree to </w:t>
             </w:r>
             <w:r>
               <w:rPr>
-                <w:rFonts w:ascii="Corbel" w:hAnsi="Corbel"/>
+                <w:rFonts w:ascii="Times New Roman" w:hAnsi="Times New Roman" w:cs="Times New Roman"/>
                 <w:sz w:val="24"/>
               </w:rPr>
               <w:t xml:space="preserve">oral </w:t>
             </w:r>
             <w:r>
               <w:rPr>
-                <w:rFonts w:ascii="Corbel" w:hAnsi="Corbel"/>
-                <w:sz w:val="24"/>
-              </w:rPr>
-              <w:t xml:space="preserve">defense.   </w:t>
-            </w:r>
-            <w:r>
-              <w:rPr>
-                <w:rFonts w:ascii="Corbel" w:hAnsi="Corbel"/>
-                <w:sz w:val="24"/>
-              </w:rPr>
-              <w:t xml:space="preserve">          </w:t>
-            </w:r>
-            <w:r>
-              <w:rPr>
-                <w:rFonts w:ascii="宋体" w:eastAsia="宋体" w:hAnsi="宋体" w:hint="eastAsia"/>
+                <w:rFonts w:ascii="Times New Roman" w:hAnsi="Times New Roman" w:cs="Times New Roman"/>
+                <w:sz w:val="24"/>
+              </w:rPr>
+              <w:t xml:space="preserve">defense.             </w:t>
+            </w:r>
+            <w:r>
+              <w:rPr>
+                <w:rFonts w:ascii="Times New Roman" w:eastAsia="宋体" w:hAnsi="Times New Roman" w:cs="Times New Roman"/>
                 <w:sz w:val="24"/>
               </w:rPr>
               <w:t>□</w:t>
             </w:r>
             <w:r>
               <w:rPr>
-                <w:rFonts w:ascii="Corbel" w:hAnsi="Corbel"/>
-                <w:sz w:val="24"/>
-              </w:rPr>
-              <w:t xml:space="preserve"> </w:t>
-            </w:r>
-            <w:r>
-              <w:rPr>
-                <w:rFonts w:ascii="Corbel" w:hAnsi="Corbel"/>
-                <w:sz w:val="24"/>
-              </w:rPr>
-              <w:t xml:space="preserve">Agree to </w:t>
-            </w:r>
-            <w:r>
-              <w:rPr>
-                <w:rFonts w:ascii="Corbel" w:hAnsi="Corbel"/>
+                <w:rFonts w:ascii="Times New Roman" w:hAnsi="Times New Roman" w:cs="Times New Roman"/>
+                <w:sz w:val="24"/>
+              </w:rPr>
+              <w:t xml:space="preserve"> Agree to </w:t>
+            </w:r>
+            <w:r>
+              <w:rPr>
+                <w:rFonts w:ascii="Times New Roman" w:hAnsi="Times New Roman" w:cs="Times New Roman"/>
                 <w:sz w:val="24"/>
               </w:rPr>
               <w:t>oral</w:t>
             </w:r>
             <w:r>
               <w:rPr>
-                <w:rFonts w:ascii="Corbel" w:hAnsi="Corbel"/>
+                <w:rFonts w:ascii="Times New Roman" w:hAnsi="Times New Roman" w:cs="Times New Roman"/>
                 <w:sz w:val="24"/>
               </w:rPr>
               <w:t xml:space="preserve"> defense after revisions.</w:t>
@@ -475,30 +415,30 @@
                 <w:numId w:val="1"/>
               </w:numPr>
               <w:rPr>
-                <w:rFonts w:ascii="Corbel" w:hAnsi="Corbel"/>
-                <w:b/>
-                <w:bCs/>
-                <w:sz w:val="24"/>
-                <w:szCs w:val="24"/>
-              </w:rPr>
-            </w:pPr>
-            <w:r>
-              <w:rPr>
-                <w:rFonts w:ascii="Corbel" w:hAnsi="Corbel"/>
+                <w:rFonts w:ascii="Times New Roman" w:hAnsi="Times New Roman" w:cs="Times New Roman"/>
+                <w:b/>
+                <w:bCs/>
+                <w:sz w:val="24"/>
+                <w:szCs w:val="24"/>
+              </w:rPr>
+            </w:pPr>
+            <w:r>
+              <w:rPr>
+                <w:rFonts w:ascii="Times New Roman" w:hAnsi="Times New Roman" w:cs="Times New Roman"/>
                 <w:sz w:val="24"/>
               </w:rPr>
               <w:t xml:space="preserve">Does not meet the requirements for </w:t>
             </w:r>
             <w:r>
               <w:rPr>
-                <w:rFonts w:ascii="Corbel" w:hAnsi="Corbel"/>
+                <w:rFonts w:ascii="Times New Roman" w:hAnsi="Times New Roman" w:cs="Times New Roman"/>
                 <w:sz w:val="24"/>
               </w:rPr>
               <w:t xml:space="preserve">oral </w:t>
             </w:r>
             <w:r>
               <w:rPr>
-                <w:rFonts w:ascii="Corbel" w:hAnsi="Corbel"/>
+                <w:rFonts w:ascii="Times New Roman" w:hAnsi="Times New Roman" w:cs="Times New Roman"/>
                 <w:sz w:val="24"/>
               </w:rPr>
               <w:t>defense.</w:t>
@@ -536,33 +476,24 @@
           <w:p>
             <w:pPr>
               <w:rPr>
-                <w:rFonts w:ascii="Corbel" w:hAnsi="Corbel"/>
-                <w:b/>
-                <w:bCs/>
-                <w:sz w:val="24"/>
-              </w:rPr>
-            </w:pPr>
-            <w:r>
-              <w:rPr>
-                <w:rFonts w:ascii="Corbel" w:hAnsi="Corbel" w:hint="eastAsia"/>
-                <w:b/>
-                <w:bCs/>
-                <w:sz w:val="24"/>
-              </w:rPr>
-              <w:t>N</w:t>
-            </w:r>
-            <w:r>
-              <w:rPr>
-                <w:rFonts w:ascii="Corbel" w:hAnsi="Corbel"/>
-                <w:b/>
-                <w:bCs/>
-                <w:sz w:val="24"/>
-              </w:rPr>
-              <w:t xml:space="preserve">ame &amp; Signature of </w:t>
-            </w:r>
-            <w:r>
-              <w:rPr>
-                <w:rFonts w:ascii="Corbel" w:hAnsi="Corbel"/>
+                <w:rFonts w:ascii="Times New Roman" w:hAnsi="Times New Roman" w:cs="Times New Roman"/>
+                <w:b/>
+                <w:bCs/>
+                <w:sz w:val="24"/>
+              </w:rPr>
+            </w:pPr>
+            <w:r>
+              <w:rPr>
+                <w:rFonts w:ascii="Times New Roman" w:hAnsi="Times New Roman" w:cs="Times New Roman"/>
+                <w:b/>
+                <w:bCs/>
+                <w:sz w:val="24"/>
+              </w:rPr>
+              <w:t xml:space="preserve">Name &amp; Signature of </w:t>
+            </w:r>
+            <w:r>
+              <w:rPr>
+                <w:rFonts w:ascii="Times New Roman" w:hAnsi="Times New Roman" w:cs="Times New Roman"/>
                 <w:b/>
                 <w:bCs/>
                 <w:sz w:val="24"/>
@@ -571,7 +502,7 @@
             </w:r>
             <w:r>
               <w:rPr>
-                <w:rFonts w:ascii="Corbel" w:hAnsi="Corbel"/>
+                <w:rFonts w:ascii="Times New Roman" w:hAnsi="Times New Roman" w:cs="Times New Roman"/>
                 <w:b/>
                 <w:bCs/>
                 <w:sz w:val="24"/>
@@ -582,7 +513,7 @@
           <w:p>
             <w:pPr>
               <w:rPr>
-                <w:rFonts w:ascii="Corbel" w:hAnsi="Corbel"/>
+                <w:rFonts w:ascii="Times New Roman" w:hAnsi="Times New Roman" w:cs="Times New Roman"/>
                 <w:b/>
                 <w:bCs/>
                 <w:sz w:val="24"/>
@@ -597,29 +528,20 @@
           <w:p>
             <w:pPr>
               <w:rPr>
-                <w:rFonts w:ascii="Corbel" w:hAnsi="Corbel"/>
-                <w:b/>
-                <w:bCs/>
-                <w:sz w:val="24"/>
-              </w:rPr>
-            </w:pPr>
-            <w:r>
-              <w:rPr>
-                <w:rFonts w:ascii="Corbel" w:hAnsi="Corbel" w:hint="eastAsia"/>
-                <w:b/>
-                <w:bCs/>
-                <w:sz w:val="24"/>
-              </w:rPr>
-              <w:t>D</w:t>
-            </w:r>
-            <w:r>
-              <w:rPr>
-                <w:rFonts w:ascii="Corbel" w:hAnsi="Corbel"/>
-                <w:b/>
-                <w:bCs/>
-                <w:sz w:val="24"/>
-              </w:rPr>
-              <w:t>ate:</w:t>
+                <w:rFonts w:ascii="Times New Roman" w:hAnsi="Times New Roman" w:cs="Times New Roman"/>
+                <w:b/>
+                <w:bCs/>
+                <w:sz w:val="24"/>
+              </w:rPr>
+            </w:pPr>
+            <w:r>
+              <w:rPr>
+                <w:rFonts w:ascii="Times New Roman" w:hAnsi="Times New Roman" w:cs="Times New Roman"/>
+                <w:b/>
+                <w:bCs/>
+                <w:sz w:val="24"/>
+              </w:rPr>
+              <w:t>Date:</w:t>
             </w:r>
           </w:p>
         </w:tc>
@@ -651,183 +573,173 @@
             <w:pPr>
               <w:pStyle w:val="6d40456e-b323-429d-9693-bbe1e67bb9c3"/>
               <w:rPr>
-                <w:rFonts w:ascii="Corbel" w:hAnsi="Corbel"/>
-                <w:b/>
-                <w:bCs/>
-                <w:sz w:val="24"/>
-                <w:szCs w:val="24"/>
-              </w:rPr>
-            </w:pPr>
-            <w:r>
-              <w:rPr>
-                <w:rFonts w:ascii="Corbel" w:hAnsi="Corbel" w:hint="eastAsia"/>
-                <w:b/>
-                <w:bCs/>
-                <w:sz w:val="24"/>
-                <w:szCs w:val="24"/>
-              </w:rPr>
-              <w:t>Comments</w:t>
-            </w:r>
-            <w:r>
-              <w:rPr>
-                <w:rFonts w:ascii="Corbel" w:hAnsi="Corbel"/>
-                <w:b/>
-                <w:bCs/>
-                <w:sz w:val="24"/>
-                <w:szCs w:val="24"/>
-              </w:rPr>
-              <w:t xml:space="preserve"> from Thesis Committee:</w:t>
-            </w:r>
-          </w:p>
-          <w:p>
-            <w:pPr>
-              <w:pStyle w:val="6d40456e-b323-429d-9693-bbe1e67bb9c3"/>
-              <w:rPr>
-                <w:rFonts w:ascii="Corbel" w:hAnsi="Corbel"/>
-                <w:b/>
-                <w:bCs/>
-                <w:sz w:val="24"/>
-                <w:szCs w:val="24"/>
-              </w:rPr>
-            </w:pPr>
-          </w:p>
-          <w:p>
-            <w:pPr>
-              <w:pStyle w:val="6d40456e-b323-429d-9693-bbe1e67bb9c3"/>
-              <w:rPr>
-                <w:rFonts w:ascii="Corbel" w:hAnsi="Corbel"/>
-                <w:b/>
-                <w:bCs/>
-                <w:sz w:val="24"/>
-                <w:szCs w:val="24"/>
-              </w:rPr>
-            </w:pPr>
-          </w:p>
-          <w:p>
-            <w:pPr>
-              <w:pStyle w:val="6d40456e-b323-429d-9693-bbe1e67bb9c3"/>
-              <w:rPr>
-                <w:rFonts w:ascii="Corbel" w:hAnsi="Corbel"/>
-                <w:b/>
-                <w:bCs/>
-                <w:sz w:val="24"/>
-                <w:szCs w:val="24"/>
-              </w:rPr>
-            </w:pPr>
-          </w:p>
-          <w:p>
-            <w:pPr>
-              <w:pStyle w:val="6d40456e-b323-429d-9693-bbe1e67bb9c3"/>
-              <w:rPr>
-                <w:rFonts w:ascii="Corbel" w:hAnsi="Corbel"/>
-                <w:b/>
-                <w:bCs/>
-                <w:sz w:val="24"/>
-                <w:szCs w:val="24"/>
-              </w:rPr>
-            </w:pPr>
-          </w:p>
-          <w:p>
-            <w:pPr>
-              <w:pStyle w:val="6d40456e-b323-429d-9693-bbe1e67bb9c3"/>
-              <w:rPr>
-                <w:rFonts w:ascii="Corbel" w:hAnsi="Corbel"/>
-                <w:b/>
-                <w:bCs/>
-                <w:sz w:val="24"/>
-                <w:szCs w:val="24"/>
-              </w:rPr>
-            </w:pPr>
-          </w:p>
-          <w:p>
-            <w:pPr>
-              <w:pStyle w:val="6d40456e-b323-429d-9693-bbe1e67bb9c3"/>
-              <w:rPr>
-                <w:rFonts w:ascii="Corbel" w:hAnsi="Corbel"/>
-                <w:b/>
-                <w:bCs/>
-                <w:sz w:val="24"/>
-                <w:szCs w:val="24"/>
-              </w:rPr>
-            </w:pPr>
-          </w:p>
-          <w:p>
-            <w:pPr>
-              <w:pStyle w:val="6d40456e-b323-429d-9693-bbe1e67bb9c3"/>
-              <w:rPr>
-                <w:rFonts w:ascii="Corbel" w:hAnsi="Corbel"/>
-                <w:b/>
-                <w:bCs/>
-                <w:sz w:val="24"/>
-                <w:szCs w:val="24"/>
-              </w:rPr>
-            </w:pPr>
-          </w:p>
-          <w:p>
-            <w:pPr>
-              <w:pStyle w:val="6d40456e-b323-429d-9693-bbe1e67bb9c3"/>
-              <w:rPr>
-                <w:rFonts w:ascii="Corbel" w:hAnsi="Corbel"/>
-                <w:b/>
-                <w:bCs/>
-                <w:sz w:val="24"/>
-                <w:szCs w:val="24"/>
-              </w:rPr>
-            </w:pPr>
-          </w:p>
-          <w:p>
-            <w:pPr>
-              <w:pStyle w:val="6d40456e-b323-429d-9693-bbe1e67bb9c3"/>
-              <w:rPr>
-                <w:rFonts w:ascii="Corbel" w:hAnsi="Corbel"/>
-                <w:b/>
-                <w:bCs/>
-                <w:sz w:val="24"/>
-                <w:szCs w:val="24"/>
-              </w:rPr>
-            </w:pPr>
-          </w:p>
-          <w:p>
-            <w:pPr>
-              <w:pStyle w:val="6d40456e-b323-429d-9693-bbe1e67bb9c3"/>
-              <w:rPr>
-                <w:rFonts w:ascii="Corbel" w:hAnsi="Corbel"/>
-                <w:b/>
-                <w:bCs/>
-                <w:sz w:val="24"/>
-                <w:szCs w:val="24"/>
-              </w:rPr>
-            </w:pPr>
-          </w:p>
-          <w:p>
-            <w:pPr>
-              <w:pStyle w:val="6d40456e-b323-429d-9693-bbe1e67bb9c3"/>
-              <w:rPr>
-                <w:rFonts w:ascii="Corbel" w:hAnsi="Corbel"/>
-                <w:b/>
-                <w:bCs/>
-                <w:sz w:val="24"/>
-                <w:szCs w:val="24"/>
-              </w:rPr>
-            </w:pPr>
-          </w:p>
-          <w:p>
-            <w:pPr>
-              <w:pStyle w:val="6d40456e-b323-429d-9693-bbe1e67bb9c3"/>
-              <w:rPr>
-                <w:rFonts w:ascii="Corbel" w:hAnsi="Corbel"/>
-                <w:b/>
-                <w:bCs/>
-                <w:sz w:val="24"/>
-                <w:szCs w:val="24"/>
-              </w:rPr>
-            </w:pPr>
-          </w:p>
-          <w:p>
-            <w:pPr>
-              <w:pStyle w:val="6d40456e-b323-429d-9693-bbe1e67bb9c3"/>
-              <w:rPr>
-                <w:rFonts w:ascii="Corbel" w:hAnsi="Corbel"/>
+                <w:rFonts w:ascii="Times New Roman" w:hAnsi="Times New Roman" w:cs="Times New Roman"/>
+                <w:b/>
+                <w:bCs/>
+                <w:sz w:val="24"/>
+                <w:szCs w:val="24"/>
+              </w:rPr>
+            </w:pPr>
+            <w:r>
+              <w:rPr>
+                <w:rFonts w:ascii="Times New Roman" w:hAnsi="Times New Roman" w:cs="Times New Roman"/>
+                <w:b/>
+                <w:bCs/>
+                <w:sz w:val="24"/>
+                <w:szCs w:val="24"/>
+              </w:rPr>
+              <w:t>Comments from Thesis Committee:</w:t>
+            </w:r>
+          </w:p>
+          <w:p>
+            <w:pPr>
+              <w:pStyle w:val="6d40456e-b323-429d-9693-bbe1e67bb9c3"/>
+              <w:rPr>
+                <w:rFonts w:ascii="Times New Roman" w:hAnsi="Times New Roman" w:cs="Times New Roman"/>
+                <w:b/>
+                <w:bCs/>
+                <w:sz w:val="24"/>
+                <w:szCs w:val="24"/>
+              </w:rPr>
+            </w:pPr>
+          </w:p>
+          <w:p>
+            <w:pPr>
+              <w:pStyle w:val="6d40456e-b323-429d-9693-bbe1e67bb9c3"/>
+              <w:rPr>
+                <w:rFonts w:ascii="Times New Roman" w:hAnsi="Times New Roman" w:cs="Times New Roman"/>
+                <w:b/>
+                <w:bCs/>
+                <w:sz w:val="24"/>
+                <w:szCs w:val="24"/>
+              </w:rPr>
+            </w:pPr>
+          </w:p>
+          <w:p>
+            <w:pPr>
+              <w:pStyle w:val="6d40456e-b323-429d-9693-bbe1e67bb9c3"/>
+              <w:rPr>
+                <w:rFonts w:ascii="Times New Roman" w:hAnsi="Times New Roman" w:cs="Times New Roman"/>
+                <w:b/>
+                <w:bCs/>
+                <w:sz w:val="24"/>
+                <w:szCs w:val="24"/>
+              </w:rPr>
+            </w:pPr>
+          </w:p>
+          <w:p>
+            <w:pPr>
+              <w:pStyle w:val="6d40456e-b323-429d-9693-bbe1e67bb9c3"/>
+              <w:rPr>
+                <w:rFonts w:ascii="Times New Roman" w:hAnsi="Times New Roman" w:cs="Times New Roman"/>
+                <w:b/>
+                <w:bCs/>
+                <w:sz w:val="24"/>
+                <w:szCs w:val="24"/>
+              </w:rPr>
+            </w:pPr>
+          </w:p>
+          <w:p>
+            <w:pPr>
+              <w:pStyle w:val="6d40456e-b323-429d-9693-bbe1e67bb9c3"/>
+              <w:rPr>
+                <w:rFonts w:ascii="Times New Roman" w:hAnsi="Times New Roman" w:cs="Times New Roman"/>
+                <w:b/>
+                <w:bCs/>
+                <w:sz w:val="24"/>
+                <w:szCs w:val="24"/>
+              </w:rPr>
+            </w:pPr>
+          </w:p>
+          <w:p>
+            <w:pPr>
+              <w:pStyle w:val="6d40456e-b323-429d-9693-bbe1e67bb9c3"/>
+              <w:rPr>
+                <w:rFonts w:ascii="Times New Roman" w:hAnsi="Times New Roman" w:cs="Times New Roman"/>
+                <w:b/>
+                <w:bCs/>
+                <w:sz w:val="24"/>
+                <w:szCs w:val="24"/>
+              </w:rPr>
+            </w:pPr>
+          </w:p>
+          <w:p>
+            <w:pPr>
+              <w:pStyle w:val="6d40456e-b323-429d-9693-bbe1e67bb9c3"/>
+              <w:rPr>
+                <w:rFonts w:ascii="Times New Roman" w:hAnsi="Times New Roman" w:cs="Times New Roman"/>
+                <w:b/>
+                <w:bCs/>
+                <w:sz w:val="24"/>
+                <w:szCs w:val="24"/>
+              </w:rPr>
+            </w:pPr>
+          </w:p>
+          <w:p>
+            <w:pPr>
+              <w:pStyle w:val="6d40456e-b323-429d-9693-bbe1e67bb9c3"/>
+              <w:rPr>
+                <w:rFonts w:ascii="Times New Roman" w:hAnsi="Times New Roman" w:cs="Times New Roman"/>
+                <w:b/>
+                <w:bCs/>
+                <w:sz w:val="24"/>
+                <w:szCs w:val="24"/>
+              </w:rPr>
+            </w:pPr>
+          </w:p>
+          <w:p>
+            <w:pPr>
+              <w:pStyle w:val="6d40456e-b323-429d-9693-bbe1e67bb9c3"/>
+              <w:rPr>
+                <w:rFonts w:ascii="Times New Roman" w:hAnsi="Times New Roman" w:cs="Times New Roman"/>
+                <w:b/>
+                <w:bCs/>
+                <w:sz w:val="24"/>
+                <w:szCs w:val="24"/>
+              </w:rPr>
+            </w:pPr>
+          </w:p>
+          <w:p>
+            <w:pPr>
+              <w:pStyle w:val="6d40456e-b323-429d-9693-bbe1e67bb9c3"/>
+              <w:rPr>
+                <w:rFonts w:ascii="Times New Roman" w:hAnsi="Times New Roman" w:cs="Times New Roman"/>
+                <w:b/>
+                <w:bCs/>
+                <w:sz w:val="24"/>
+                <w:szCs w:val="24"/>
+              </w:rPr>
+            </w:pPr>
+          </w:p>
+          <w:p>
+            <w:pPr>
+              <w:pStyle w:val="6d40456e-b323-429d-9693-bbe1e67bb9c3"/>
+              <w:rPr>
+                <w:rFonts w:ascii="Times New Roman" w:hAnsi="Times New Roman" w:cs="Times New Roman"/>
+                <w:b/>
+                <w:bCs/>
+                <w:sz w:val="24"/>
+                <w:szCs w:val="24"/>
+              </w:rPr>
+            </w:pPr>
+          </w:p>
+          <w:p>
+            <w:pPr>
+              <w:pStyle w:val="6d40456e-b323-429d-9693-bbe1e67bb9c3"/>
+              <w:rPr>
+                <w:rFonts w:ascii="Times New Roman" w:hAnsi="Times New Roman" w:cs="Times New Roman"/>
+                <w:b/>
+                <w:bCs/>
+                <w:sz w:val="24"/>
+                <w:szCs w:val="24"/>
+              </w:rPr>
+            </w:pPr>
+          </w:p>
+          <w:p>
+            <w:pPr>
+              <w:pStyle w:val="6d40456e-b323-429d-9693-bbe1e67bb9c3"/>
+              <w:rPr>
+                <w:rFonts w:ascii="Times New Roman" w:hAnsi="Times New Roman" w:cs="Times New Roman"/>
                 <w:b/>
                 <w:bCs/>
                 <w:sz w:val="24"/>
@@ -846,16 +758,16 @@
             <w:pPr>
               <w:pStyle w:val="6d40456e-b323-429d-9693-bbe1e67bb9c3"/>
               <w:rPr>
-                <w:rFonts w:ascii="Corbel" w:hAnsi="Corbel"/>
-                <w:b/>
-                <w:bCs/>
-                <w:sz w:val="24"/>
-                <w:szCs w:val="24"/>
-              </w:rPr>
-            </w:pPr>
-            <w:r>
-              <w:rPr>
-                <w:rFonts w:ascii="Corbel" w:hAnsi="Corbel"/>
+                <w:rFonts w:ascii="Times New Roman" w:hAnsi="Times New Roman" w:cs="Times New Roman"/>
+                <w:b/>
+                <w:bCs/>
+                <w:sz w:val="24"/>
+                <w:szCs w:val="24"/>
+              </w:rPr>
+            </w:pPr>
+            <w:r>
+              <w:rPr>
+                <w:rFonts w:ascii="Times New Roman" w:hAnsi="Times New Roman" w:cs="Times New Roman"/>
                 <w:b/>
                 <w:bCs/>
                 <w:sz w:val="24"/>
@@ -874,16 +786,16 @@
             <w:pPr>
               <w:pStyle w:val="6d40456e-b323-429d-9693-bbe1e67bb9c3"/>
               <w:rPr>
-                <w:rFonts w:ascii="Corbel" w:hAnsi="Corbel"/>
-                <w:b/>
-                <w:bCs/>
-                <w:sz w:val="24"/>
-                <w:szCs w:val="24"/>
-              </w:rPr>
-            </w:pPr>
-            <w:r>
-              <w:rPr>
-                <w:rFonts w:ascii="Corbel" w:hAnsi="Corbel"/>
+                <w:rFonts w:ascii="Times New Roman" w:hAnsi="Times New Roman" w:cs="Times New Roman"/>
+                <w:b/>
+                <w:bCs/>
+                <w:sz w:val="24"/>
+                <w:szCs w:val="24"/>
+              </w:rPr>
+            </w:pPr>
+            <w:r>
+              <w:rPr>
+                <w:rFonts w:ascii="Times New Roman" w:hAnsi="Times New Roman" w:cs="Times New Roman"/>
                 <w:b/>
                 <w:bCs/>
                 <w:sz w:val="24"/>
@@ -896,32 +808,22 @@
             <w:pPr>
               <w:pStyle w:val="6d40456e-b323-429d-9693-bbe1e67bb9c3"/>
               <w:rPr>
-                <w:rFonts w:ascii="Corbel" w:hAnsi="Corbel"/>
-                <w:b/>
-                <w:bCs/>
-                <w:sz w:val="24"/>
-                <w:szCs w:val="24"/>
-              </w:rPr>
-            </w:pPr>
-            <w:r>
-              <w:rPr>
-                <w:rFonts w:ascii="Corbel" w:hAnsi="Corbel" w:hint="eastAsia"/>
-                <w:b/>
-                <w:bCs/>
-                <w:sz w:val="24"/>
-                <w:szCs w:val="24"/>
-              </w:rPr>
-              <w:t>(10</w:t>
-            </w:r>
-            <w:r>
-              <w:rPr>
-                <w:rFonts w:ascii="Corbel" w:hAnsi="Corbel"/>
-                <w:b/>
-                <w:bCs/>
-                <w:sz w:val="24"/>
-                <w:szCs w:val="24"/>
-              </w:rPr>
-              <w:t>%)</w:t>
+                <w:rFonts w:ascii="Times New Roman" w:hAnsi="Times New Roman" w:cs="Times New Roman"/>
+                <w:b/>
+                <w:bCs/>
+                <w:sz w:val="24"/>
+                <w:szCs w:val="24"/>
+              </w:rPr>
+            </w:pPr>
+            <w:r>
+              <w:rPr>
+                <w:rFonts w:ascii="Times New Roman" w:hAnsi="Times New Roman" w:cs="Times New Roman"/>
+                <w:b/>
+                <w:bCs/>
+                <w:sz w:val="24"/>
+                <w:szCs w:val="24"/>
+              </w:rPr>
+              <w:t>(10%)</w:t>
             </w:r>
           </w:p>
         </w:tc>
@@ -933,16 +835,16 @@
             <w:pPr>
               <w:pStyle w:val="6d40456e-b323-429d-9693-bbe1e67bb9c3"/>
               <w:rPr>
-                <w:rFonts w:ascii="Corbel" w:hAnsi="Corbel"/>
-                <w:b/>
-                <w:bCs/>
-                <w:sz w:val="24"/>
-                <w:szCs w:val="24"/>
-              </w:rPr>
-            </w:pPr>
-            <w:r>
-              <w:rPr>
-                <w:rFonts w:ascii="Corbel" w:hAnsi="Corbel" w:hint="eastAsia"/>
+                <w:rFonts w:ascii="Times New Roman" w:hAnsi="Times New Roman" w:cs="Times New Roman"/>
+                <w:b/>
+                <w:bCs/>
+                <w:sz w:val="24"/>
+                <w:szCs w:val="24"/>
+              </w:rPr>
+            </w:pPr>
+            <w:r>
+              <w:rPr>
+                <w:rFonts w:ascii="Times New Roman" w:hAnsi="Times New Roman" w:cs="Times New Roman"/>
                 <w:b/>
                 <w:bCs/>
                 <w:sz w:val="24"/>
@@ -955,16 +857,16 @@
             <w:pPr>
               <w:pStyle w:val="6d40456e-b323-429d-9693-bbe1e67bb9c3"/>
               <w:rPr>
-                <w:rFonts w:ascii="Corbel" w:hAnsi="Corbel"/>
-                <w:b/>
-                <w:bCs/>
-                <w:sz w:val="24"/>
-                <w:szCs w:val="24"/>
-              </w:rPr>
-            </w:pPr>
-            <w:r>
-              <w:rPr>
-                <w:rFonts w:ascii="Corbel" w:hAnsi="Corbel" w:hint="eastAsia"/>
+                <w:rFonts w:ascii="Times New Roman" w:hAnsi="Times New Roman" w:cs="Times New Roman"/>
+                <w:b/>
+                <w:bCs/>
+                <w:sz w:val="24"/>
+                <w:szCs w:val="24"/>
+              </w:rPr>
+            </w:pPr>
+            <w:r>
+              <w:rPr>
+                <w:rFonts w:ascii="Times New Roman" w:hAnsi="Times New Roman" w:cs="Times New Roman"/>
                 <w:b/>
                 <w:bCs/>
                 <w:sz w:val="24"/>
@@ -982,52 +884,22 @@
             <w:pPr>
               <w:pStyle w:val="6d40456e-b323-429d-9693-bbe1e67bb9c3"/>
               <w:rPr>
-                <w:rFonts w:ascii="Corbel" w:hAnsi="Corbel"/>
-                <w:b/>
-                <w:bCs/>
-                <w:sz w:val="24"/>
-                <w:szCs w:val="24"/>
-              </w:rPr>
-            </w:pPr>
-            <w:r>
-              <w:rPr>
-                <w:rFonts w:ascii="Corbel" w:hAnsi="Corbel" w:hint="eastAsia"/>
-                <w:b/>
-                <w:bCs/>
-                <w:sz w:val="24"/>
-                <w:szCs w:val="24"/>
-              </w:rPr>
-              <w:t xml:space="preserve">Senior thesis </w:t>
-            </w:r>
-            <w:r>
-              <w:rPr>
-                <w:rFonts w:ascii="Corbel" w:hAnsi="Corbel" w:hint="eastAsia"/>
-                <w:b/>
-                <w:bCs/>
-                <w:sz w:val="24"/>
-                <w:szCs w:val="24"/>
-              </w:rPr>
-              <w:t>(</w:t>
-            </w:r>
-            <w:r>
-              <w:rPr>
-                <w:rFonts w:ascii="Corbel" w:hAnsi="Corbel"/>
-                <w:b/>
-                <w:bCs/>
-                <w:sz w:val="24"/>
-                <w:szCs w:val="24"/>
-              </w:rPr>
-              <w:t>50%</w:t>
-            </w:r>
-            <w:r>
-              <w:rPr>
-                <w:rFonts w:ascii="Corbel" w:hAnsi="Corbel" w:hint="eastAsia"/>
-                <w:b/>
-                <w:bCs/>
-                <w:sz w:val="24"/>
-                <w:szCs w:val="24"/>
-              </w:rPr>
-              <w:t>)</w:t>
+                <w:rFonts w:ascii="Times New Roman" w:hAnsi="Times New Roman" w:cs="Times New Roman"/>
+                <w:b/>
+                <w:bCs/>
+                <w:sz w:val="24"/>
+                <w:szCs w:val="24"/>
+              </w:rPr>
+            </w:pPr>
+            <w:r>
+              <w:rPr>
+                <w:rFonts w:ascii="Times New Roman" w:hAnsi="Times New Roman" w:cs="Times New Roman"/>
+                <w:b/>
+                <w:bCs/>
+                <w:sz w:val="24"/>
+                <w:szCs w:val="24"/>
+              </w:rPr>
+              <w:t>Senior thesis (50%)</w:t>
             </w:r>
           </w:p>
         </w:tc>
@@ -1039,64 +911,44 @@
             <w:pPr>
               <w:pStyle w:val="6d40456e-b323-429d-9693-bbe1e67bb9c3"/>
               <w:rPr>
-                <w:rFonts w:ascii="Corbel" w:hAnsi="Corbel"/>
-                <w:b/>
-                <w:bCs/>
-                <w:sz w:val="24"/>
-                <w:szCs w:val="24"/>
-              </w:rPr>
-            </w:pPr>
-            <w:r>
-              <w:rPr>
-                <w:rFonts w:ascii="Corbel" w:hAnsi="Corbel" w:hint="eastAsia"/>
-                <w:b/>
-                <w:bCs/>
-                <w:sz w:val="24"/>
-                <w:szCs w:val="24"/>
-              </w:rPr>
-              <w:t>O</w:t>
-            </w:r>
-            <w:r>
-              <w:rPr>
-                <w:rFonts w:ascii="Corbel" w:hAnsi="Corbel"/>
-                <w:b/>
-                <w:bCs/>
-                <w:sz w:val="24"/>
-                <w:szCs w:val="24"/>
-              </w:rPr>
-              <w:t>ral defense</w:t>
-            </w:r>
-          </w:p>
-          <w:p>
-            <w:pPr>
-              <w:pStyle w:val="6d40456e-b323-429d-9693-bbe1e67bb9c3"/>
-              <w:rPr>
-                <w:rFonts w:ascii="Corbel" w:hAnsi="Corbel"/>
-                <w:b/>
-                <w:bCs/>
-                <w:sz w:val="24"/>
-                <w:szCs w:val="24"/>
-              </w:rPr>
-            </w:pPr>
-            <w:r>
-              <w:rPr>
-                <w:rFonts w:ascii="Corbel" w:hAnsi="Corbel" w:hint="eastAsia"/>
-                <w:b/>
-                <w:bCs/>
-                <w:sz w:val="24"/>
-                <w:szCs w:val="24"/>
-              </w:rPr>
-              <w:t>(30</w:t>
-            </w:r>
-            <w:r>
-              <w:rPr>
-                <w:rFonts w:ascii="Corbel" w:hAnsi="Corbel"/>
-                <w:b/>
-                <w:bCs/>
-                <w:sz w:val="24"/>
-                <w:szCs w:val="24"/>
-              </w:rPr>
-              <w:t xml:space="preserve"> %)</w:t>
+                <w:rFonts w:ascii="Times New Roman" w:hAnsi="Times New Roman" w:cs="Times New Roman"/>
+                <w:b/>
+                <w:bCs/>
+                <w:sz w:val="24"/>
+                <w:szCs w:val="24"/>
+              </w:rPr>
+            </w:pPr>
+            <w:r>
+              <w:rPr>
+                <w:rFonts w:ascii="Times New Roman" w:hAnsi="Times New Roman" w:cs="Times New Roman"/>
+                <w:b/>
+                <w:bCs/>
+                <w:sz w:val="24"/>
+                <w:szCs w:val="24"/>
+              </w:rPr>
+              <w:t>Oral defense</w:t>
+            </w:r>
+          </w:p>
+          <w:p>
+            <w:pPr>
+              <w:pStyle w:val="6d40456e-b323-429d-9693-bbe1e67bb9c3"/>
+              <w:rPr>
+                <w:rFonts w:ascii="Times New Roman" w:hAnsi="Times New Roman" w:cs="Times New Roman"/>
+                <w:b/>
+                <w:bCs/>
+                <w:sz w:val="24"/>
+                <w:szCs w:val="24"/>
+              </w:rPr>
+            </w:pPr>
+            <w:r>
+              <w:rPr>
+                <w:rFonts w:ascii="Times New Roman" w:hAnsi="Times New Roman" w:cs="Times New Roman"/>
+                <w:b/>
+                <w:bCs/>
+                <w:sz w:val="24"/>
+                <w:szCs w:val="24"/>
+              </w:rPr>
+              <w:t>(30 %)</w:t>
             </w:r>
           </w:p>
         </w:tc>
@@ -1108,36 +960,26 @@
             <w:pPr>
               <w:pStyle w:val="6d40456e-b323-429d-9693-bbe1e67bb9c3"/>
               <w:rPr>
-                <w:rFonts w:ascii="Corbel" w:hAnsi="Corbel"/>
-                <w:b/>
-                <w:bCs/>
-                <w:sz w:val="24"/>
-                <w:szCs w:val="24"/>
-              </w:rPr>
-            </w:pPr>
-            <w:r>
-              <w:rPr>
-                <w:rFonts w:ascii="Corbel" w:hAnsi="Corbel" w:hint="eastAsia"/>
-                <w:b/>
-                <w:bCs/>
-                <w:sz w:val="24"/>
-                <w:szCs w:val="24"/>
-              </w:rPr>
-              <w:t>O</w:t>
-            </w:r>
-            <w:r>
-              <w:rPr>
-                <w:rFonts w:ascii="Corbel" w:hAnsi="Corbel"/>
-                <w:b/>
-                <w:bCs/>
-                <w:sz w:val="24"/>
-                <w:szCs w:val="24"/>
-              </w:rPr>
-              <w:t>utcome</w:t>
-            </w:r>
-            <w:r>
-              <w:rPr>
-                <w:rFonts w:ascii="Corbel" w:hAnsi="Corbel" w:hint="eastAsia"/>
+                <w:rFonts w:ascii="Times New Roman" w:hAnsi="Times New Roman" w:cs="Times New Roman"/>
+                <w:b/>
+                <w:bCs/>
+                <w:sz w:val="24"/>
+                <w:szCs w:val="24"/>
+              </w:rPr>
+            </w:pPr>
+            <w:r>
+              <w:rPr>
+                <w:rFonts w:ascii="Times New Roman" w:hAnsi="Times New Roman" w:cs="Times New Roman"/>
+                <w:b/>
+                <w:bCs/>
+                <w:sz w:val="24"/>
+                <w:szCs w:val="24"/>
+              </w:rPr>
+              <w:t>Outcome</w:t>
+            </w:r>
+            <w:r>
+              <w:rPr>
+                <w:rFonts w:ascii="Times New Roman" w:hAnsi="Times New Roman" w:cs="Times New Roman"/>
                 <w:b/>
                 <w:bCs/>
                 <w:sz w:val="24"/>
@@ -1147,7 +989,7 @@
             </w:r>
             <w:r>
               <w:rPr>
-                <w:rFonts w:ascii="Corbel" w:hAnsi="Corbel"/>
+                <w:rFonts w:ascii="Times New Roman" w:hAnsi="Times New Roman" w:cs="Times New Roman"/>
                 <w:b/>
                 <w:bCs/>
                 <w:sz w:val="24"/>
@@ -1165,64 +1007,44 @@
             <w:pPr>
               <w:pStyle w:val="6d40456e-b323-429d-9693-bbe1e67bb9c3"/>
               <w:rPr>
-                <w:rFonts w:ascii="Corbel" w:hAnsi="Corbel"/>
-                <w:b/>
-                <w:bCs/>
-                <w:sz w:val="24"/>
-                <w:szCs w:val="24"/>
-              </w:rPr>
-            </w:pPr>
-            <w:r>
-              <w:rPr>
-                <w:rFonts w:ascii="Corbel" w:hAnsi="Corbel" w:hint="eastAsia"/>
-                <w:b/>
-                <w:bCs/>
-                <w:sz w:val="24"/>
-                <w:szCs w:val="24"/>
-              </w:rPr>
-              <w:t>T</w:t>
-            </w:r>
-            <w:r>
-              <w:rPr>
-                <w:rFonts w:ascii="Corbel" w:hAnsi="Corbel"/>
-                <w:b/>
-                <w:bCs/>
-                <w:sz w:val="24"/>
-                <w:szCs w:val="24"/>
-              </w:rPr>
-              <w:t>otal</w:t>
-            </w:r>
-          </w:p>
-          <w:p>
-            <w:pPr>
-              <w:pStyle w:val="6d40456e-b323-429d-9693-bbe1e67bb9c3"/>
-              <w:rPr>
-                <w:rFonts w:ascii="Corbel" w:hAnsi="Corbel"/>
-                <w:b/>
-                <w:bCs/>
-                <w:sz w:val="24"/>
-                <w:szCs w:val="24"/>
-              </w:rPr>
-            </w:pPr>
-            <w:r>
-              <w:rPr>
-                <w:rFonts w:ascii="Corbel" w:hAnsi="Corbel" w:hint="eastAsia"/>
-                <w:b/>
-                <w:bCs/>
-                <w:sz w:val="24"/>
-                <w:szCs w:val="24"/>
-              </w:rPr>
-              <w:t>(</w:t>
-            </w:r>
-            <w:r>
-              <w:rPr>
-                <w:rFonts w:ascii="Corbel" w:hAnsi="Corbel"/>
-                <w:b/>
-                <w:bCs/>
-                <w:sz w:val="24"/>
-                <w:szCs w:val="24"/>
-              </w:rPr>
-              <w:t>max. 100 marks)</w:t>
+                <w:rFonts w:ascii="Times New Roman" w:hAnsi="Times New Roman" w:cs="Times New Roman"/>
+                <w:b/>
+                <w:bCs/>
+                <w:sz w:val="24"/>
+                <w:szCs w:val="24"/>
+              </w:rPr>
+            </w:pPr>
+            <w:r>
+              <w:rPr>
+                <w:rFonts w:ascii="Times New Roman" w:hAnsi="Times New Roman" w:cs="Times New Roman"/>
+                <w:b/>
+                <w:bCs/>
+                <w:sz w:val="24"/>
+                <w:szCs w:val="24"/>
+              </w:rPr>
+              <w:t>Total</w:t>
+            </w:r>
+          </w:p>
+          <w:p>
+            <w:pPr>
+              <w:pStyle w:val="6d40456e-b323-429d-9693-bbe1e67bb9c3"/>
+              <w:rPr>
+                <w:rFonts w:ascii="Times New Roman" w:hAnsi="Times New Roman" w:cs="Times New Roman"/>
+                <w:b/>
+                <w:bCs/>
+                <w:sz w:val="24"/>
+                <w:szCs w:val="24"/>
+              </w:rPr>
+            </w:pPr>
+            <w:r>
+              <w:rPr>
+                <w:rFonts w:ascii="Times New Roman" w:hAnsi="Times New Roman" w:cs="Times New Roman"/>
+                <w:b/>
+                <w:bCs/>
+                <w:sz w:val="24"/>
+                <w:szCs w:val="24"/>
+              </w:rPr>
+              <w:t>(max. 100 marks)</w:t>
             </w:r>
           </w:p>
         </w:tc>
@@ -1236,16 +1058,16 @@
             <w:pPr>
               <w:pStyle w:val="6d40456e-b323-429d-9693-bbe1e67bb9c3"/>
               <w:rPr>
-                <w:rFonts w:ascii="Corbel" w:hAnsi="Corbel"/>
-                <w:b/>
-                <w:bCs/>
-                <w:sz w:val="24"/>
-                <w:szCs w:val="24"/>
-              </w:rPr>
-            </w:pPr>
-            <w:r>
-              <w:rPr>
-                <w:rFonts w:ascii="Corbel" w:hAnsi="Corbel"/>
+                <w:rFonts w:ascii="Times New Roman" w:hAnsi="Times New Roman" w:cs="Times New Roman"/>
+                <w:b/>
+                <w:bCs/>
+                <w:sz w:val="24"/>
+                <w:szCs w:val="24"/>
+              </w:rPr>
+            </w:pPr>
+            <w:r>
+              <w:rPr>
+                <w:rFonts w:ascii="Times New Roman" w:hAnsi="Times New Roman" w:cs="Times New Roman"/>
                 <w:b/>
                 <w:bCs/>
                 <w:sz w:val="24"/>
@@ -1258,7 +1080,7 @@
             <w:pPr>
               <w:pStyle w:val="6d40456e-b323-429d-9693-bbe1e67bb9c3"/>
               <w:rPr>
-                <w:rFonts w:ascii="Corbel" w:hAnsi="Corbel"/>
+                <w:rFonts w:ascii="Times New Roman" w:hAnsi="Times New Roman" w:cs="Times New Roman"/>
                 <w:b/>
                 <w:bCs/>
                 <w:sz w:val="24"/>
@@ -1275,7 +1097,7 @@
             <w:pPr>
               <w:pStyle w:val="6d40456e-b323-429d-9693-bbe1e67bb9c3"/>
               <w:rPr>
-                <w:rFonts w:ascii="Corbel" w:hAnsi="Corbel"/>
+                <w:rFonts w:ascii="Times New Roman" w:hAnsi="Times New Roman" w:cs="Times New Roman"/>
                 <w:b/>
                 <w:bCs/>
                 <w:sz w:val="24"/>
@@ -1292,7 +1114,7 @@
             <w:pPr>
               <w:pStyle w:val="6d40456e-b323-429d-9693-bbe1e67bb9c3"/>
               <w:rPr>
-                <w:rFonts w:ascii="Corbel" w:hAnsi="Corbel"/>
+                <w:rFonts w:ascii="Times New Roman" w:hAnsi="Times New Roman" w:cs="Times New Roman"/>
                 <w:b/>
                 <w:bCs/>
                 <w:sz w:val="24"/>
@@ -1309,7 +1131,7 @@
             <w:pPr>
               <w:pStyle w:val="6d40456e-b323-429d-9693-bbe1e67bb9c3"/>
               <w:rPr>
-                <w:rFonts w:ascii="Corbel" w:hAnsi="Corbel"/>
+                <w:rFonts w:ascii="Times New Roman" w:hAnsi="Times New Roman" w:cs="Times New Roman"/>
                 <w:b/>
                 <w:bCs/>
                 <w:sz w:val="24"/>
@@ -1326,7 +1148,7 @@
             <w:pPr>
               <w:pStyle w:val="6d40456e-b323-429d-9693-bbe1e67bb9c3"/>
               <w:rPr>
-                <w:rFonts w:ascii="Corbel" w:hAnsi="Corbel"/>
+                <w:rFonts w:ascii="Times New Roman" w:hAnsi="Times New Roman" w:cs="Times New Roman"/>
                 <w:b/>
                 <w:bCs/>
                 <w:sz w:val="24"/>
@@ -1343,7 +1165,7 @@
             <w:pPr>
               <w:pStyle w:val="6d40456e-b323-429d-9693-bbe1e67bb9c3"/>
               <w:rPr>
-                <w:rFonts w:ascii="Corbel" w:hAnsi="Corbel"/>
+                <w:rFonts w:ascii="Times New Roman" w:hAnsi="Times New Roman" w:cs="Times New Roman"/>
                 <w:b/>
                 <w:bCs/>
                 <w:sz w:val="24"/>
@@ -1360,7 +1182,7 @@
             <w:pPr>
               <w:pStyle w:val="6d40456e-b323-429d-9693-bbe1e67bb9c3"/>
               <w:rPr>
-                <w:rFonts w:ascii="Corbel" w:hAnsi="Corbel"/>
+                <w:rFonts w:ascii="Times New Roman" w:hAnsi="Times New Roman" w:cs="Times New Roman"/>
                 <w:b/>
                 <w:bCs/>
                 <w:sz w:val="24"/>
@@ -1380,42 +1202,22 @@
             <w:pPr>
               <w:pStyle w:val="6d40456e-b323-429d-9693-bbe1e67bb9c3"/>
               <w:rPr>
-                <w:rFonts w:ascii="Corbel" w:hAnsi="Corbel"/>
-                <w:b/>
-                <w:bCs/>
-                <w:sz w:val="24"/>
-                <w:szCs w:val="24"/>
-              </w:rPr>
-            </w:pPr>
-            <w:r>
-              <w:rPr>
-                <w:rFonts w:ascii="Corbel" w:hAnsi="Corbel"/>
-                <w:b/>
-                <w:bCs/>
-                <w:sz w:val="24"/>
-                <w:szCs w:val="24"/>
-              </w:rPr>
-              <w:t>Committee Chair’s</w:t>
-            </w:r>
-            <w:r>
-              <w:rPr>
-                <w:rFonts w:ascii="Corbel" w:hAnsi="Corbel"/>
-                <w:b/>
-                <w:bCs/>
-                <w:sz w:val="24"/>
-                <w:szCs w:val="24"/>
-              </w:rPr>
-              <w:t xml:space="preserve"> </w:t>
-            </w:r>
-            <w:r>
-              <w:rPr>
-                <w:rFonts w:ascii="Corbel" w:hAnsi="Corbel"/>
-                <w:b/>
-                <w:bCs/>
-                <w:sz w:val="24"/>
-                <w:szCs w:val="24"/>
-              </w:rPr>
-              <w:t xml:space="preserve">Signature:             </w:t>
+                <w:rFonts w:ascii="Times New Roman" w:hAnsi="Times New Roman" w:cs="Times New Roman"/>
+                <w:b/>
+                <w:bCs/>
+                <w:sz w:val="24"/>
+                <w:szCs w:val="24"/>
+              </w:rPr>
+            </w:pPr>
+            <w:r>
+              <w:rPr>
+                <w:rFonts w:ascii="Times New Roman" w:hAnsi="Times New Roman" w:cs="Times New Roman"/>
+                <w:b/>
+                <w:bCs/>
+                <w:sz w:val="24"/>
+                <w:szCs w:val="24"/>
+              </w:rPr>
+              <w:t xml:space="preserve">Committee Chair’s Signature:             </w:t>
             </w:r>
           </w:p>
         </w:tc>
@@ -1428,16 +1230,16 @@
             <w:pPr>
               <w:pStyle w:val="6d40456e-b323-429d-9693-bbe1e67bb9c3"/>
               <w:rPr>
-                <w:rFonts w:ascii="Corbel" w:hAnsi="Corbel"/>
-                <w:b/>
-                <w:bCs/>
-                <w:sz w:val="24"/>
-                <w:szCs w:val="24"/>
-              </w:rPr>
-            </w:pPr>
-            <w:r>
-              <w:rPr>
-                <w:rFonts w:ascii="Corbel" w:hAnsi="Corbel"/>
+                <w:rFonts w:ascii="Times New Roman" w:hAnsi="Times New Roman" w:cs="Times New Roman"/>
+                <w:b/>
+                <w:bCs/>
+                <w:sz w:val="24"/>
+                <w:szCs w:val="24"/>
+              </w:rPr>
+            </w:pPr>
+            <w:r>
+              <w:rPr>
+                <w:rFonts w:ascii="Times New Roman" w:hAnsi="Times New Roman" w:cs="Times New Roman"/>
                 <w:b/>
                 <w:bCs/>
                 <w:sz w:val="24"/>
@@ -1450,7 +1252,7 @@
             <w:pPr>
               <w:pStyle w:val="6d40456e-b323-429d-9693-bbe1e67bb9c3"/>
               <w:rPr>
-                <w:rFonts w:ascii="Corbel" w:hAnsi="Corbel"/>
+                <w:rFonts w:ascii="Times New Roman" w:hAnsi="Times New Roman" w:cs="Times New Roman"/>
                 <w:b/>
                 <w:bCs/>
                 <w:sz w:val="24"/>
@@ -1470,16 +1272,16 @@
             <w:pPr>
               <w:pStyle w:val="6d40456e-b323-429d-9693-bbe1e67bb9c3"/>
               <w:rPr>
-                <w:rFonts w:ascii="Corbel" w:hAnsi="Corbel"/>
-                <w:b/>
-                <w:bCs/>
-                <w:sz w:val="24"/>
-                <w:szCs w:val="24"/>
-              </w:rPr>
-            </w:pPr>
-            <w:r>
-              <w:rPr>
-                <w:rFonts w:ascii="Corbel" w:hAnsi="Corbel" w:hint="eastAsia"/>
+                <w:rFonts w:ascii="Times New Roman" w:hAnsi="Times New Roman" w:cs="Times New Roman"/>
+                <w:b/>
+                <w:bCs/>
+                <w:sz w:val="24"/>
+                <w:szCs w:val="24"/>
+              </w:rPr>
+            </w:pPr>
+            <w:r>
+              <w:rPr>
+                <w:rFonts w:ascii="Times New Roman" w:hAnsi="Times New Roman" w:cs="Times New Roman"/>
                 <w:b/>
                 <w:bCs/>
                 <w:sz w:val="24"/>
@@ -1489,7 +1291,7 @@
             </w:r>
             <w:r>
               <w:rPr>
-                <w:rFonts w:ascii="Corbel" w:hAnsi="Corbel" w:hint="eastAsia"/>
+                <w:rFonts w:ascii="Times New Roman" w:hAnsi="Times New Roman" w:cs="Times New Roman"/>
                 <w:b/>
                 <w:bCs/>
                 <w:sz w:val="24"/>
@@ -1499,7 +1301,7 @@
             </w:r>
             <w:r>
               <w:rPr>
-                <w:rFonts w:ascii="Corbel" w:hAnsi="Corbel" w:hint="eastAsia"/>
+                <w:rFonts w:ascii="Times New Roman" w:hAnsi="Times New Roman" w:cs="Times New Roman"/>
                 <w:b/>
                 <w:bCs/>
                 <w:sz w:val="24"/>
@@ -1511,9 +1313,15 @@
         </w:tc>
       </w:tr>
     </w:tbl>
-    <w:p/>
+    <w:p>
+      <w:pPr>
+        <w:rPr>
+          <w:rFonts w:ascii="Times New Roman" w:hAnsi="Times New Roman" w:cs="Times New Roman"/>
+        </w:rPr>
+      </w:pPr>
+    </w:p>
     <w:sectPr>
-      <w:headerReference w:type="default" r:id="rId7"/>
+      <w:headerReference w:type="default" r:id="rId8"/>
       <w:pgSz w:w="11906" w:h="16838"/>
       <w:pgMar w:top="1440" w:right="1800" w:bottom="1440" w:left="1800" w:header="851" w:footer="992" w:gutter="0"/>
       <w:cols w:space="425"/>
@@ -1578,38 +1386,38 @@
   <w:p>
     <w:pPr>
       <w:pStyle w:val="af1"/>
+      <w:rPr>
+        <w:rFonts w:ascii="Times New Roman" w:hAnsi="Times New Roman" w:cs="Times New Roman"/>
+      </w:rPr>
     </w:pPr>
     <w:r>
       <w:rPr>
-        <w:rFonts w:hint="eastAsia"/>
+        <w:rFonts w:ascii="Times New Roman" w:hAnsi="Times New Roman" w:cs="Times New Roman"/>
       </w:rPr>
-      <w:t>ST</w:t>
-    </w:r>
-    <w:r>
-      <w:t xml:space="preserve"> 4001 </w:t>
+      <w:t>Class of 2026</w:t>
     </w:r>
     <w:r>
       <w:rPr>
-        <w:rFonts w:hint="eastAsia"/>
+        <w:rFonts w:ascii="Times New Roman" w:hAnsi="Times New Roman" w:cs="Times New Roman"/>
       </w:rPr>
-      <w:t>AY</w:t>
-    </w:r>
-    <w:r>
-      <w:t xml:space="preserve"> </w:t>
-    </w:r>
-    <w:r>
-      <w:t>2025</w:t>
-    </w:r>
-    <w:r>
       <w:ptab w:relativeTo="margin" w:alignment="center" w:leader="none"/>
     </w:r>
     <w:r>
+      <w:rPr>
+        <w:rFonts w:ascii="Times New Roman" w:hAnsi="Times New Roman" w:cs="Times New Roman"/>
+      </w:rPr>
       <w:t>Zihan Xu</w:t>
     </w:r>
     <w:r>
+      <w:rPr>
+        <w:rFonts w:ascii="Times New Roman" w:hAnsi="Times New Roman" w:cs="Times New Roman"/>
+      </w:rPr>
       <w:ptab w:relativeTo="margin" w:alignment="right" w:leader="none"/>
     </w:r>
     <w:r>
+      <w:rPr>
+        <w:rFonts w:ascii="Times New Roman" w:hAnsi="Times New Roman" w:cs="Times New Roman"/>
+      </w:rPr>
       <w:t>3220110781</w:t>
     </w:r>
   </w:p>
